--- a/cs-4/docs/报告-计科25-1班01-李轩赫-校园易购信息管理系统的开发.docx
+++ b/cs-4/docs/报告-计科25-1班01-李轩赫-校园易购信息管理系统的开发.docx
@@ -434,7 +434,7 @@
         <w:fldChar w:fldCharType="begin"/>
       </w:r>
       <w:r>
-        <w:instrText xml:space="preserve"> HYPERLINK \l _Toc18700 </w:instrText>
+        <w:instrText xml:space="preserve"> HYPERLINK \l _Toc16937 </w:instrText>
       </w:r>
       <w:r>
         <w:fldChar w:fldCharType="separate"/>
@@ -449,7 +449,7 @@
         <w:fldChar w:fldCharType="begin"/>
       </w:r>
       <w:r>
-        <w:instrText xml:space="preserve"> PAGEREF _Toc18700 \h </w:instrText>
+        <w:instrText xml:space="preserve"> PAGEREF _Toc16937 \h </w:instrText>
       </w:r>
       <w:r>
         <w:fldChar w:fldCharType="separate"/>
@@ -475,7 +475,7 @@
         <w:fldChar w:fldCharType="begin"/>
       </w:r>
       <w:r>
-        <w:instrText xml:space="preserve"> HYPERLINK \l _Toc14234 </w:instrText>
+        <w:instrText xml:space="preserve"> HYPERLINK \l _Toc6649 </w:instrText>
       </w:r>
       <w:r>
         <w:fldChar w:fldCharType="separate"/>
@@ -493,7 +493,7 @@
         <w:fldChar w:fldCharType="begin"/>
       </w:r>
       <w:r>
-        <w:instrText xml:space="preserve"> PAGEREF _Toc14234 \h </w:instrText>
+        <w:instrText xml:space="preserve"> PAGEREF _Toc6649 \h </w:instrText>
       </w:r>
       <w:r>
         <w:fldChar w:fldCharType="separate"/>
@@ -519,7 +519,7 @@
         <w:fldChar w:fldCharType="begin"/>
       </w:r>
       <w:r>
-        <w:instrText xml:space="preserve"> HYPERLINK \l _Toc11540 </w:instrText>
+        <w:instrText xml:space="preserve"> HYPERLINK \l _Toc498 </w:instrText>
       </w:r>
       <w:r>
         <w:fldChar w:fldCharType="separate"/>
@@ -537,7 +537,7 @@
         <w:fldChar w:fldCharType="begin"/>
       </w:r>
       <w:r>
-        <w:instrText xml:space="preserve"> PAGEREF _Toc11540 \h </w:instrText>
+        <w:instrText xml:space="preserve"> PAGEREF _Toc498 \h </w:instrText>
       </w:r>
       <w:r>
         <w:fldChar w:fldCharType="separate"/>
@@ -563,7 +563,7 @@
         <w:fldChar w:fldCharType="begin"/>
       </w:r>
       <w:r>
-        <w:instrText xml:space="preserve"> HYPERLINK \l _Toc32551 </w:instrText>
+        <w:instrText xml:space="preserve"> HYPERLINK \l _Toc23866 </w:instrText>
       </w:r>
       <w:r>
         <w:fldChar w:fldCharType="separate"/>
@@ -581,7 +581,7 @@
         <w:fldChar w:fldCharType="begin"/>
       </w:r>
       <w:r>
-        <w:instrText xml:space="preserve"> PAGEREF _Toc32551 \h </w:instrText>
+        <w:instrText xml:space="preserve"> PAGEREF _Toc23866 \h </w:instrText>
       </w:r>
       <w:r>
         <w:fldChar w:fldCharType="separate"/>
@@ -607,7 +607,7 @@
         <w:fldChar w:fldCharType="begin"/>
       </w:r>
       <w:r>
-        <w:instrText xml:space="preserve"> HYPERLINK \l _Toc20376 </w:instrText>
+        <w:instrText xml:space="preserve"> HYPERLINK \l _Toc11640 </w:instrText>
       </w:r>
       <w:r>
         <w:fldChar w:fldCharType="separate"/>
@@ -625,7 +625,7 @@
         <w:fldChar w:fldCharType="begin"/>
       </w:r>
       <w:r>
-        <w:instrText xml:space="preserve"> PAGEREF _Toc20376 \h </w:instrText>
+        <w:instrText xml:space="preserve"> PAGEREF _Toc11640 \h </w:instrText>
       </w:r>
       <w:r>
         <w:fldChar w:fldCharType="separate"/>
@@ -651,7 +651,7 @@
         <w:fldChar w:fldCharType="begin"/>
       </w:r>
       <w:r>
-        <w:instrText xml:space="preserve"> HYPERLINK \l _Toc12212 </w:instrText>
+        <w:instrText xml:space="preserve"> HYPERLINK \l _Toc875 </w:instrText>
       </w:r>
       <w:r>
         <w:fldChar w:fldCharType="separate"/>
@@ -669,7 +669,7 @@
         <w:fldChar w:fldCharType="begin"/>
       </w:r>
       <w:r>
-        <w:instrText xml:space="preserve"> PAGEREF _Toc12212 \h </w:instrText>
+        <w:instrText xml:space="preserve"> PAGEREF _Toc875 \h </w:instrText>
       </w:r>
       <w:r>
         <w:fldChar w:fldCharType="separate"/>
@@ -695,7 +695,7 @@
         <w:fldChar w:fldCharType="begin"/>
       </w:r>
       <w:r>
-        <w:instrText xml:space="preserve"> HYPERLINK \l _Toc27328 </w:instrText>
+        <w:instrText xml:space="preserve"> HYPERLINK \l _Toc9916 </w:instrText>
       </w:r>
       <w:r>
         <w:fldChar w:fldCharType="separate"/>
@@ -713,7 +713,7 @@
         <w:fldChar w:fldCharType="begin"/>
       </w:r>
       <w:r>
-        <w:instrText xml:space="preserve"> PAGEREF _Toc27328 \h </w:instrText>
+        <w:instrText xml:space="preserve"> PAGEREF _Toc9916 \h </w:instrText>
       </w:r>
       <w:r>
         <w:fldChar w:fldCharType="separate"/>
@@ -739,7 +739,7 @@
         <w:fldChar w:fldCharType="begin"/>
       </w:r>
       <w:r>
-        <w:instrText xml:space="preserve"> HYPERLINK \l _Toc30831 </w:instrText>
+        <w:instrText xml:space="preserve"> HYPERLINK \l _Toc8634 </w:instrText>
       </w:r>
       <w:r>
         <w:fldChar w:fldCharType="separate"/>
@@ -757,7 +757,7 @@
         <w:fldChar w:fldCharType="begin"/>
       </w:r>
       <w:r>
-        <w:instrText xml:space="preserve"> PAGEREF _Toc30831 \h </w:instrText>
+        <w:instrText xml:space="preserve"> PAGEREF _Toc8634 \h </w:instrText>
       </w:r>
       <w:r>
         <w:fldChar w:fldCharType="separate"/>
@@ -783,7 +783,7 @@
         <w:fldChar w:fldCharType="begin"/>
       </w:r>
       <w:r>
-        <w:instrText xml:space="preserve"> HYPERLINK \l _Toc24606 </w:instrText>
+        <w:instrText xml:space="preserve"> HYPERLINK \l _Toc17564 </w:instrText>
       </w:r>
       <w:r>
         <w:fldChar w:fldCharType="separate"/>
@@ -801,7 +801,7 @@
         <w:fldChar w:fldCharType="begin"/>
       </w:r>
       <w:r>
-        <w:instrText xml:space="preserve"> PAGEREF _Toc24606 \h </w:instrText>
+        <w:instrText xml:space="preserve"> PAGEREF _Toc17564 \h </w:instrText>
       </w:r>
       <w:r>
         <w:fldChar w:fldCharType="separate"/>
@@ -827,7 +827,7 @@
         <w:fldChar w:fldCharType="begin"/>
       </w:r>
       <w:r>
-        <w:instrText xml:space="preserve"> HYPERLINK \l _Toc20303 </w:instrText>
+        <w:instrText xml:space="preserve"> HYPERLINK \l _Toc6223 </w:instrText>
       </w:r>
       <w:r>
         <w:fldChar w:fldCharType="separate"/>
@@ -842,7 +842,7 @@
         <w:fldChar w:fldCharType="begin"/>
       </w:r>
       <w:r>
-        <w:instrText xml:space="preserve"> PAGEREF _Toc20303 \h </w:instrText>
+        <w:instrText xml:space="preserve"> PAGEREF _Toc6223 \h </w:instrText>
       </w:r>
       <w:r>
         <w:fldChar w:fldCharType="separate"/>
@@ -868,7 +868,7 @@
         <w:fldChar w:fldCharType="begin"/>
       </w:r>
       <w:r>
-        <w:instrText xml:space="preserve"> HYPERLINK \l _Toc17840 </w:instrText>
+        <w:instrText xml:space="preserve"> HYPERLINK \l _Toc16477 </w:instrText>
       </w:r>
       <w:r>
         <w:fldChar w:fldCharType="separate"/>
@@ -883,7 +883,7 @@
         <w:fldChar w:fldCharType="begin"/>
       </w:r>
       <w:r>
-        <w:instrText xml:space="preserve"> PAGEREF _Toc17840 \h </w:instrText>
+        <w:instrText xml:space="preserve"> PAGEREF _Toc16477 \h </w:instrText>
       </w:r>
       <w:r>
         <w:fldChar w:fldCharType="separate"/>
@@ -909,7 +909,7 @@
         <w:fldChar w:fldCharType="begin"/>
       </w:r>
       <w:r>
-        <w:instrText xml:space="preserve"> HYPERLINK \l _Toc12954 </w:instrText>
+        <w:instrText xml:space="preserve"> HYPERLINK \l _Toc5678 </w:instrText>
       </w:r>
       <w:r>
         <w:fldChar w:fldCharType="separate"/>
@@ -924,13 +924,13 @@
         <w:fldChar w:fldCharType="begin"/>
       </w:r>
       <w:r>
-        <w:instrText xml:space="preserve"> PAGEREF _Toc12954 \h </w:instrText>
+        <w:instrText xml:space="preserve"> PAGEREF _Toc5678 \h </w:instrText>
       </w:r>
       <w:r>
         <w:fldChar w:fldCharType="separate"/>
       </w:r>
       <w:r>
-        <w:t>12</w:t>
+        <w:t>11</w:t>
       </w:r>
       <w:r>
         <w:fldChar w:fldCharType="end"/>
@@ -950,7 +950,7 @@
         <w:fldChar w:fldCharType="begin"/>
       </w:r>
       <w:r>
-        <w:instrText xml:space="preserve"> HYPERLINK \l _Toc26597 </w:instrText>
+        <w:instrText xml:space="preserve"> HYPERLINK \l _Toc17532 </w:instrText>
       </w:r>
       <w:r>
         <w:fldChar w:fldCharType="separate"/>
@@ -965,7 +965,7 @@
         <w:fldChar w:fldCharType="begin"/>
       </w:r>
       <w:r>
-        <w:instrText xml:space="preserve"> PAGEREF _Toc26597 \h </w:instrText>
+        <w:instrText xml:space="preserve"> PAGEREF _Toc17532 \h </w:instrText>
       </w:r>
       <w:r>
         <w:fldChar w:fldCharType="separate"/>
@@ -991,7 +991,7 @@
         <w:fldChar w:fldCharType="begin"/>
       </w:r>
       <w:r>
-        <w:instrText xml:space="preserve"> HYPERLINK \l _Toc20317 </w:instrText>
+        <w:instrText xml:space="preserve"> HYPERLINK \l _Toc7490 </w:instrText>
       </w:r>
       <w:r>
         <w:fldChar w:fldCharType="separate"/>
@@ -1009,7 +1009,7 @@
         <w:fldChar w:fldCharType="begin"/>
       </w:r>
       <w:r>
-        <w:instrText xml:space="preserve"> PAGEREF _Toc20317 \h </w:instrText>
+        <w:instrText xml:space="preserve"> PAGEREF _Toc7490 \h </w:instrText>
       </w:r>
       <w:r>
         <w:fldChar w:fldCharType="separate"/>
@@ -1035,7 +1035,7 @@
         <w:fldChar w:fldCharType="begin"/>
       </w:r>
       <w:r>
-        <w:instrText xml:space="preserve"> HYPERLINK \l _Toc20639 </w:instrText>
+        <w:instrText xml:space="preserve"> HYPERLINK \l _Toc20241 </w:instrText>
       </w:r>
       <w:r>
         <w:fldChar w:fldCharType="separate"/>
@@ -1053,7 +1053,7 @@
         <w:fldChar w:fldCharType="begin"/>
       </w:r>
       <w:r>
-        <w:instrText xml:space="preserve"> PAGEREF _Toc20639 \h </w:instrText>
+        <w:instrText xml:space="preserve"> PAGEREF _Toc20241 \h </w:instrText>
       </w:r>
       <w:r>
         <w:fldChar w:fldCharType="separate"/>
@@ -1079,7 +1079,7 @@
         <w:fldChar w:fldCharType="begin"/>
       </w:r>
       <w:r>
-        <w:instrText xml:space="preserve"> HYPERLINK \l _Toc31949 </w:instrText>
+        <w:instrText xml:space="preserve"> HYPERLINK \l _Toc4019 </w:instrText>
       </w:r>
       <w:r>
         <w:fldChar w:fldCharType="separate"/>
@@ -1097,7 +1097,7 @@
         <w:fldChar w:fldCharType="begin"/>
       </w:r>
       <w:r>
-        <w:instrText xml:space="preserve"> PAGEREF _Toc31949 \h </w:instrText>
+        <w:instrText xml:space="preserve"> PAGEREF _Toc4019 \h </w:instrText>
       </w:r>
       <w:r>
         <w:fldChar w:fldCharType="separate"/>
@@ -1123,7 +1123,7 @@
         <w:fldChar w:fldCharType="begin"/>
       </w:r>
       <w:r>
-        <w:instrText xml:space="preserve"> HYPERLINK \l _Toc9109 </w:instrText>
+        <w:instrText xml:space="preserve"> HYPERLINK \l _Toc27724 </w:instrText>
       </w:r>
       <w:r>
         <w:fldChar w:fldCharType="separate"/>
@@ -1141,13 +1141,13 @@
         <w:fldChar w:fldCharType="begin"/>
       </w:r>
       <w:r>
-        <w:instrText xml:space="preserve"> PAGEREF _Toc9109 \h </w:instrText>
+        <w:instrText xml:space="preserve"> PAGEREF _Toc27724 \h </w:instrText>
       </w:r>
       <w:r>
         <w:fldChar w:fldCharType="separate"/>
       </w:r>
       <w:r>
-        <w:t>19</w:t>
+        <w:t>18</w:t>
       </w:r>
       <w:r>
         <w:fldChar w:fldCharType="end"/>
@@ -1167,7 +1167,7 @@
         <w:fldChar w:fldCharType="begin"/>
       </w:r>
       <w:r>
-        <w:instrText xml:space="preserve"> HYPERLINK \l _Toc15289 </w:instrText>
+        <w:instrText xml:space="preserve"> HYPERLINK \l _Toc22771 </w:instrText>
       </w:r>
       <w:r>
         <w:fldChar w:fldCharType="separate"/>
@@ -1185,7 +1185,7 @@
         <w:fldChar w:fldCharType="begin"/>
       </w:r>
       <w:r>
-        <w:instrText xml:space="preserve"> PAGEREF _Toc15289 \h </w:instrText>
+        <w:instrText xml:space="preserve"> PAGEREF _Toc22771 \h </w:instrText>
       </w:r>
       <w:r>
         <w:fldChar w:fldCharType="separate"/>
@@ -1211,7 +1211,7 @@
         <w:fldChar w:fldCharType="begin"/>
       </w:r>
       <w:r>
-        <w:instrText xml:space="preserve"> HYPERLINK \l _Toc25219 </w:instrText>
+        <w:instrText xml:space="preserve"> HYPERLINK \l _Toc12755 </w:instrText>
       </w:r>
       <w:r>
         <w:fldChar w:fldCharType="separate"/>
@@ -1229,7 +1229,7 @@
         <w:fldChar w:fldCharType="begin"/>
       </w:r>
       <w:r>
-        <w:instrText xml:space="preserve"> PAGEREF _Toc25219 \h </w:instrText>
+        <w:instrText xml:space="preserve"> PAGEREF _Toc12755 \h </w:instrText>
       </w:r>
       <w:r>
         <w:fldChar w:fldCharType="separate"/>
@@ -1255,7 +1255,7 @@
         <w:fldChar w:fldCharType="begin"/>
       </w:r>
       <w:r>
-        <w:instrText xml:space="preserve"> HYPERLINK \l _Toc8814 </w:instrText>
+        <w:instrText xml:space="preserve"> HYPERLINK \l _Toc6183 </w:instrText>
       </w:r>
       <w:r>
         <w:fldChar w:fldCharType="separate"/>
@@ -1273,13 +1273,13 @@
         <w:fldChar w:fldCharType="begin"/>
       </w:r>
       <w:r>
-        <w:instrText xml:space="preserve"> PAGEREF _Toc8814 \h </w:instrText>
+        <w:instrText xml:space="preserve"> PAGEREF _Toc6183 \h </w:instrText>
       </w:r>
       <w:r>
         <w:fldChar w:fldCharType="separate"/>
       </w:r>
       <w:r>
-        <w:t>21</w:t>
+        <w:t>20</w:t>
       </w:r>
       <w:r>
         <w:fldChar w:fldCharType="end"/>
@@ -1299,7 +1299,7 @@
         <w:fldChar w:fldCharType="begin"/>
       </w:r>
       <w:r>
-        <w:instrText xml:space="preserve"> HYPERLINK \l _Toc4 </w:instrText>
+        <w:instrText xml:space="preserve"> HYPERLINK \l _Toc27140 </w:instrText>
       </w:r>
       <w:r>
         <w:fldChar w:fldCharType="separate"/>
@@ -1317,7 +1317,7 @@
         <w:fldChar w:fldCharType="begin"/>
       </w:r>
       <w:r>
-        <w:instrText xml:space="preserve"> PAGEREF _Toc4 \h </w:instrText>
+        <w:instrText xml:space="preserve"> PAGEREF _Toc27140 \h </w:instrText>
       </w:r>
       <w:r>
         <w:fldChar w:fldCharType="separate"/>
@@ -1343,7 +1343,7 @@
         <w:fldChar w:fldCharType="begin"/>
       </w:r>
       <w:r>
-        <w:instrText xml:space="preserve"> HYPERLINK \l _Toc8371 </w:instrText>
+        <w:instrText xml:space="preserve"> HYPERLINK \l _Toc7888 </w:instrText>
       </w:r>
       <w:r>
         <w:fldChar w:fldCharType="separate"/>
@@ -1361,7 +1361,7 @@
         <w:fldChar w:fldCharType="begin"/>
       </w:r>
       <w:r>
-        <w:instrText xml:space="preserve"> PAGEREF _Toc8371 \h </w:instrText>
+        <w:instrText xml:space="preserve"> PAGEREF _Toc7888 \h </w:instrText>
       </w:r>
       <w:r>
         <w:fldChar w:fldCharType="separate"/>
@@ -1387,7 +1387,7 @@
         <w:fldChar w:fldCharType="begin"/>
       </w:r>
       <w:r>
-        <w:instrText xml:space="preserve"> HYPERLINK \l _Toc7688 </w:instrText>
+        <w:instrText xml:space="preserve"> HYPERLINK \l _Toc5746 </w:instrText>
       </w:r>
       <w:r>
         <w:fldChar w:fldCharType="separate"/>
@@ -1405,7 +1405,7 @@
         <w:fldChar w:fldCharType="begin"/>
       </w:r>
       <w:r>
-        <w:instrText xml:space="preserve"> PAGEREF _Toc7688 \h </w:instrText>
+        <w:instrText xml:space="preserve"> PAGEREF _Toc5746 \h </w:instrText>
       </w:r>
       <w:r>
         <w:fldChar w:fldCharType="separate"/>
@@ -1431,7 +1431,7 @@
         <w:fldChar w:fldCharType="begin"/>
       </w:r>
       <w:r>
-        <w:instrText xml:space="preserve"> HYPERLINK \l _Toc9425 </w:instrText>
+        <w:instrText xml:space="preserve"> HYPERLINK \l _Toc28139 </w:instrText>
       </w:r>
       <w:r>
         <w:fldChar w:fldCharType="separate"/>
@@ -1449,7 +1449,7 @@
         <w:fldChar w:fldCharType="begin"/>
       </w:r>
       <w:r>
-        <w:instrText xml:space="preserve"> PAGEREF _Toc9425 \h </w:instrText>
+        <w:instrText xml:space="preserve"> PAGEREF _Toc28139 \h </w:instrText>
       </w:r>
       <w:r>
         <w:fldChar w:fldCharType="separate"/>
@@ -1475,7 +1475,7 @@
         <w:fldChar w:fldCharType="begin"/>
       </w:r>
       <w:r>
-        <w:instrText xml:space="preserve"> HYPERLINK \l _Toc32076 </w:instrText>
+        <w:instrText xml:space="preserve"> HYPERLINK \l _Toc27409 </w:instrText>
       </w:r>
       <w:r>
         <w:fldChar w:fldCharType="separate"/>
@@ -1493,7 +1493,7 @@
         <w:fldChar w:fldCharType="begin"/>
       </w:r>
       <w:r>
-        <w:instrText xml:space="preserve"> PAGEREF _Toc32076 \h </w:instrText>
+        <w:instrText xml:space="preserve"> PAGEREF _Toc27409 \h </w:instrText>
       </w:r>
       <w:r>
         <w:fldChar w:fldCharType="separate"/>
@@ -1519,7 +1519,7 @@
         <w:fldChar w:fldCharType="begin"/>
       </w:r>
       <w:r>
-        <w:instrText xml:space="preserve"> HYPERLINK \l _Toc12744 </w:instrText>
+        <w:instrText xml:space="preserve"> HYPERLINK \l _Toc27871 </w:instrText>
       </w:r>
       <w:r>
         <w:fldChar w:fldCharType="separate"/>
@@ -1537,7 +1537,7 @@
         <w:fldChar w:fldCharType="begin"/>
       </w:r>
       <w:r>
-        <w:instrText xml:space="preserve"> PAGEREF _Toc12744 \h </w:instrText>
+        <w:instrText xml:space="preserve"> PAGEREF _Toc27871 \h </w:instrText>
       </w:r>
       <w:r>
         <w:fldChar w:fldCharType="separate"/>
@@ -1563,7 +1563,7 @@
         <w:fldChar w:fldCharType="begin"/>
       </w:r>
       <w:r>
-        <w:instrText xml:space="preserve"> HYPERLINK \l _Toc3388 </w:instrText>
+        <w:instrText xml:space="preserve"> HYPERLINK \l _Toc12263 </w:instrText>
       </w:r>
       <w:r>
         <w:fldChar w:fldCharType="separate"/>
@@ -1581,7 +1581,7 @@
         <w:fldChar w:fldCharType="begin"/>
       </w:r>
       <w:r>
-        <w:instrText xml:space="preserve"> PAGEREF _Toc3388 \h </w:instrText>
+        <w:instrText xml:space="preserve"> PAGEREF _Toc12263 \h </w:instrText>
       </w:r>
       <w:r>
         <w:fldChar w:fldCharType="separate"/>
@@ -1607,7 +1607,7 @@
         <w:fldChar w:fldCharType="begin"/>
       </w:r>
       <w:r>
-        <w:instrText xml:space="preserve"> HYPERLINK \l _Toc14356 </w:instrText>
+        <w:instrText xml:space="preserve"> HYPERLINK \l _Toc12519 </w:instrText>
       </w:r>
       <w:r>
         <w:fldChar w:fldCharType="separate"/>
@@ -1625,13 +1625,13 @@
         <w:fldChar w:fldCharType="begin"/>
       </w:r>
       <w:r>
-        <w:instrText xml:space="preserve"> PAGEREF _Toc14356 \h </w:instrText>
+        <w:instrText xml:space="preserve"> PAGEREF _Toc12519 \h </w:instrText>
       </w:r>
       <w:r>
         <w:fldChar w:fldCharType="separate"/>
       </w:r>
       <w:r>
-        <w:t>29</w:t>
+        <w:t>28</w:t>
       </w:r>
       <w:r>
         <w:fldChar w:fldCharType="end"/>
@@ -1651,7 +1651,7 @@
         <w:fldChar w:fldCharType="begin"/>
       </w:r>
       <w:r>
-        <w:instrText xml:space="preserve"> HYPERLINK \l _Toc18465 </w:instrText>
+        <w:instrText xml:space="preserve"> HYPERLINK \l _Toc9546 </w:instrText>
       </w:r>
       <w:r>
         <w:fldChar w:fldCharType="separate"/>
@@ -1669,7 +1669,7 @@
         <w:fldChar w:fldCharType="begin"/>
       </w:r>
       <w:r>
-        <w:instrText xml:space="preserve"> PAGEREF _Toc18465 \h </w:instrText>
+        <w:instrText xml:space="preserve"> PAGEREF _Toc9546 \h </w:instrText>
       </w:r>
       <w:r>
         <w:fldChar w:fldCharType="separate"/>
@@ -1695,7 +1695,7 @@
         <w:fldChar w:fldCharType="begin"/>
       </w:r>
       <w:r>
-        <w:instrText xml:space="preserve"> HYPERLINK \l _Toc19889 </w:instrText>
+        <w:instrText xml:space="preserve"> HYPERLINK \l _Toc8425 </w:instrText>
       </w:r>
       <w:r>
         <w:fldChar w:fldCharType="separate"/>
@@ -1713,7 +1713,7 @@
         <w:fldChar w:fldCharType="begin"/>
       </w:r>
       <w:r>
-        <w:instrText xml:space="preserve"> PAGEREF _Toc19889 \h </w:instrText>
+        <w:instrText xml:space="preserve"> PAGEREF _Toc8425 \h </w:instrText>
       </w:r>
       <w:r>
         <w:fldChar w:fldCharType="separate"/>
@@ -1739,7 +1739,7 @@
         <w:fldChar w:fldCharType="begin"/>
       </w:r>
       <w:r>
-        <w:instrText xml:space="preserve"> HYPERLINK \l _Toc9612 </w:instrText>
+        <w:instrText xml:space="preserve"> HYPERLINK \l _Toc9958 </w:instrText>
       </w:r>
       <w:r>
         <w:fldChar w:fldCharType="separate"/>
@@ -1757,7 +1757,7 @@
         <w:fldChar w:fldCharType="begin"/>
       </w:r>
       <w:r>
-        <w:instrText xml:space="preserve"> PAGEREF _Toc9612 \h </w:instrText>
+        <w:instrText xml:space="preserve"> PAGEREF _Toc9958 \h </w:instrText>
       </w:r>
       <w:r>
         <w:fldChar w:fldCharType="separate"/>
@@ -1783,7 +1783,7 @@
         <w:fldChar w:fldCharType="begin"/>
       </w:r>
       <w:r>
-        <w:instrText xml:space="preserve"> HYPERLINK \l _Toc1863 </w:instrText>
+        <w:instrText xml:space="preserve"> HYPERLINK \l _Toc24783 </w:instrText>
       </w:r>
       <w:r>
         <w:fldChar w:fldCharType="separate"/>
@@ -1801,13 +1801,13 @@
         <w:fldChar w:fldCharType="begin"/>
       </w:r>
       <w:r>
-        <w:instrText xml:space="preserve"> PAGEREF _Toc1863 \h </w:instrText>
+        <w:instrText xml:space="preserve"> PAGEREF _Toc24783 \h </w:instrText>
       </w:r>
       <w:r>
         <w:fldChar w:fldCharType="separate"/>
       </w:r>
       <w:r>
-        <w:t>30</w:t>
+        <w:t>29</w:t>
       </w:r>
       <w:r>
         <w:fldChar w:fldCharType="end"/>
@@ -1827,7 +1827,7 @@
         <w:fldChar w:fldCharType="begin"/>
       </w:r>
       <w:r>
-        <w:instrText xml:space="preserve"> HYPERLINK \l _Toc32097 </w:instrText>
+        <w:instrText xml:space="preserve"> HYPERLINK \l _Toc27685 </w:instrText>
       </w:r>
       <w:r>
         <w:fldChar w:fldCharType="separate"/>
@@ -1842,7 +1842,7 @@
         <w:fldChar w:fldCharType="begin"/>
       </w:r>
       <w:r>
-        <w:instrText xml:space="preserve"> PAGEREF _Toc32097 \h </w:instrText>
+        <w:instrText xml:space="preserve"> PAGEREF _Toc27685 \h </w:instrText>
       </w:r>
       <w:r>
         <w:fldChar w:fldCharType="separate"/>
@@ -1868,7 +1868,7 @@
         <w:fldChar w:fldCharType="begin"/>
       </w:r>
       <w:r>
-        <w:instrText xml:space="preserve"> HYPERLINK \l _Toc928 </w:instrText>
+        <w:instrText xml:space="preserve"> HYPERLINK \l _Toc2270 </w:instrText>
       </w:r>
       <w:r>
         <w:fldChar w:fldCharType="separate"/>
@@ -1883,7 +1883,7 @@
         <w:fldChar w:fldCharType="begin"/>
       </w:r>
       <w:r>
-        <w:instrText xml:space="preserve"> PAGEREF _Toc928 \h </w:instrText>
+        <w:instrText xml:space="preserve"> PAGEREF _Toc2270 \h </w:instrText>
       </w:r>
       <w:r>
         <w:fldChar w:fldCharType="separate"/>
@@ -1909,7 +1909,7 @@
         <w:fldChar w:fldCharType="begin"/>
       </w:r>
       <w:r>
-        <w:instrText xml:space="preserve"> HYPERLINK \l _Toc18415 </w:instrText>
+        <w:instrText xml:space="preserve"> HYPERLINK \l _Toc30899 </w:instrText>
       </w:r>
       <w:r>
         <w:fldChar w:fldCharType="separate"/>
@@ -1924,13 +1924,13 @@
         <w:fldChar w:fldCharType="begin"/>
       </w:r>
       <w:r>
-        <w:instrText xml:space="preserve"> PAGEREF _Toc18415 \h </w:instrText>
+        <w:instrText xml:space="preserve"> PAGEREF _Toc30899 \h </w:instrText>
       </w:r>
       <w:r>
         <w:fldChar w:fldCharType="separate"/>
       </w:r>
       <w:r>
-        <w:t>36</w:t>
+        <w:t>35</w:t>
       </w:r>
       <w:r>
         <w:fldChar w:fldCharType="end"/>
@@ -1950,7 +1950,7 @@
         <w:fldChar w:fldCharType="begin"/>
       </w:r>
       <w:r>
-        <w:instrText xml:space="preserve"> HYPERLINK \l _Toc976 </w:instrText>
+        <w:instrText xml:space="preserve"> HYPERLINK \l _Toc4261 </w:instrText>
       </w:r>
       <w:r>
         <w:fldChar w:fldCharType="separate"/>
@@ -1965,7 +1965,7 @@
         <w:fldChar w:fldCharType="begin"/>
       </w:r>
       <w:r>
-        <w:instrText xml:space="preserve"> PAGEREF _Toc976 \h </w:instrText>
+        <w:instrText xml:space="preserve"> PAGEREF _Toc4261 \h </w:instrText>
       </w:r>
       <w:r>
         <w:fldChar w:fldCharType="separate"/>
@@ -1991,7 +1991,7 @@
         <w:fldChar w:fldCharType="begin"/>
       </w:r>
       <w:r>
-        <w:instrText xml:space="preserve"> HYPERLINK \l _Toc19437 </w:instrText>
+        <w:instrText xml:space="preserve"> HYPERLINK \l _Toc9771 </w:instrText>
       </w:r>
       <w:r>
         <w:fldChar w:fldCharType="separate"/>
@@ -2006,7 +2006,7 @@
         <w:fldChar w:fldCharType="begin"/>
       </w:r>
       <w:r>
-        <w:instrText xml:space="preserve"> PAGEREF _Toc19437 \h </w:instrText>
+        <w:instrText xml:space="preserve"> PAGEREF _Toc9771 \h </w:instrText>
       </w:r>
       <w:r>
         <w:fldChar w:fldCharType="separate"/>
@@ -2032,7 +2032,7 @@
         <w:fldChar w:fldCharType="begin"/>
       </w:r>
       <w:r>
-        <w:instrText xml:space="preserve"> HYPERLINK \l _Toc32198 </w:instrText>
+        <w:instrText xml:space="preserve"> HYPERLINK \l _Toc21109 </w:instrText>
       </w:r>
       <w:r>
         <w:fldChar w:fldCharType="separate"/>
@@ -2047,7 +2047,7 @@
         <w:fldChar w:fldCharType="begin"/>
       </w:r>
       <w:r>
-        <w:instrText xml:space="preserve"> PAGEREF _Toc32198 \h </w:instrText>
+        <w:instrText xml:space="preserve"> PAGEREF _Toc21109 \h </w:instrText>
       </w:r>
       <w:r>
         <w:fldChar w:fldCharType="separate"/>
@@ -2073,7 +2073,7 @@
         <w:fldChar w:fldCharType="begin"/>
       </w:r>
       <w:r>
-        <w:instrText xml:space="preserve"> HYPERLINK \l _Toc4449 </w:instrText>
+        <w:instrText xml:space="preserve"> HYPERLINK \l _Toc14391 </w:instrText>
       </w:r>
       <w:r>
         <w:fldChar w:fldCharType="separate"/>
@@ -2088,7 +2088,7 @@
         <w:fldChar w:fldCharType="begin"/>
       </w:r>
       <w:r>
-        <w:instrText xml:space="preserve"> PAGEREF _Toc4449 \h </w:instrText>
+        <w:instrText xml:space="preserve"> PAGEREF _Toc14391 \h </w:instrText>
       </w:r>
       <w:r>
         <w:fldChar w:fldCharType="separate"/>
@@ -2112,7 +2112,7 @@
       <w:pPr>
         <w:pStyle w:val="3"/>
       </w:pPr>
-      <w:bookmarkStart w:id="0" w:name="_Toc18700"/>
+      <w:bookmarkStart w:id="0" w:name="_Toc16937"/>
       <w:r>
         <w:t>第1章 概 述</w:t>
       </w:r>
@@ -2123,7 +2123,7 @@
         <w:pStyle w:val="4"/>
         <w:ind w:firstLine="0"/>
       </w:pPr>
-      <w:bookmarkStart w:id="1" w:name="_Toc14234"/>
+      <w:bookmarkStart w:id="1" w:name="_Toc6649"/>
       <w:r>
         <w:rPr>
           <w:rFonts w:ascii="黑体" w:hAnsi="黑体" w:eastAsia="黑体"/>
@@ -2184,7 +2184,7 @@
         <w:pStyle w:val="4"/>
         <w:ind w:firstLine="0"/>
       </w:pPr>
-      <w:bookmarkStart w:id="2" w:name="_Toc11540"/>
+      <w:bookmarkStart w:id="2" w:name="_Toc498"/>
       <w:r>
         <w:rPr>
           <w:rFonts w:ascii="黑体" w:hAnsi="黑体" w:eastAsia="黑体"/>
@@ -2260,7 +2260,7 @@
         <w:pStyle w:val="4"/>
         <w:ind w:firstLine="0"/>
       </w:pPr>
-      <w:bookmarkStart w:id="3" w:name="_Toc32551"/>
+      <w:bookmarkStart w:id="3" w:name="_Toc23866"/>
       <w:r>
         <w:rPr>
           <w:rFonts w:ascii="黑体" w:hAnsi="黑体" w:eastAsia="黑体"/>
@@ -2276,7 +2276,7 @@
         <w:pStyle w:val="5"/>
         <w:ind w:firstLine="0"/>
       </w:pPr>
-      <w:bookmarkStart w:id="4" w:name="_Toc20376"/>
+      <w:bookmarkStart w:id="4" w:name="_Toc11640"/>
       <w:r>
         <w:rPr>
           <w:rFonts w:ascii="黑体" w:hAnsi="黑体" w:eastAsia="黑体"/>
@@ -2352,7 +2352,7 @@
         <w:pStyle w:val="5"/>
         <w:ind w:firstLine="0"/>
       </w:pPr>
-      <w:bookmarkStart w:id="5" w:name="_Toc12212"/>
+      <w:bookmarkStart w:id="5" w:name="_Toc875"/>
       <w:r>
         <w:rPr>
           <w:rFonts w:ascii="黑体" w:hAnsi="黑体" w:eastAsia="黑体"/>
@@ -2398,7 +2398,7 @@
         <w:pStyle w:val="5"/>
         <w:ind w:firstLine="0"/>
       </w:pPr>
-      <w:bookmarkStart w:id="6" w:name="_Toc27328"/>
+      <w:bookmarkStart w:id="6" w:name="_Toc9916"/>
       <w:r>
         <w:rPr>
           <w:rFonts w:ascii="黑体" w:hAnsi="黑体" w:eastAsia="黑体"/>
@@ -2489,7 +2489,7 @@
         <w:pStyle w:val="5"/>
         <w:ind w:firstLine="0"/>
       </w:pPr>
-      <w:bookmarkStart w:id="7" w:name="_Toc30831"/>
+      <w:bookmarkStart w:id="7" w:name="_Toc8634"/>
       <w:r>
         <w:rPr>
           <w:rFonts w:ascii="黑体" w:hAnsi="黑体" w:eastAsia="黑体"/>
@@ -2595,7 +2595,7 @@
         <w:pStyle w:val="4"/>
         <w:ind w:firstLine="0"/>
       </w:pPr>
-      <w:bookmarkStart w:id="8" w:name="_Toc24606"/>
+      <w:bookmarkStart w:id="8" w:name="_Toc17564"/>
       <w:r>
         <w:rPr>
           <w:rFonts w:ascii="黑体" w:hAnsi="黑体" w:eastAsia="黑体"/>
@@ -2730,7 +2730,7 @@
       <w:pPr>
         <w:pStyle w:val="3"/>
       </w:pPr>
-      <w:bookmarkStart w:id="9" w:name="_Toc20303"/>
+      <w:bookmarkStart w:id="9" w:name="_Toc6223"/>
       <w:r>
         <w:t>第2章 系统设计</w:t>
       </w:r>
@@ -2741,7 +2741,7 @@
         <w:pStyle w:val="4"/>
         <w:ind w:firstLine="0"/>
       </w:pPr>
-      <w:bookmarkStart w:id="10" w:name="_Toc17840"/>
+      <w:bookmarkStart w:id="10" w:name="_Toc16477"/>
       <w:r>
         <w:t>2.1 系统功能模块设计</w:t>
       </w:r>
@@ -3024,8 +3024,8 @@
       <w:r>
         <w:drawing>
           <wp:inline distT="0" distB="0" distL="114300" distR="114300">
-            <wp:extent cx="5399405" cy="3458845"/>
-            <wp:effectExtent l="0" t="0" r="10795" b="8255"/>
+            <wp:extent cx="5399405" cy="2738120"/>
+            <wp:effectExtent l="0" t="0" r="10795" b="5080"/>
             <wp:docPr id="1" name="Picture 1"/>
             <wp:cNvGraphicFramePr>
               <a:graphicFrameLocks xmlns:a="http://schemas.openxmlformats.org/drawingml/2006/main" noChangeAspect="1"/>
@@ -3048,7 +3048,7 @@
                   <pic:spPr>
                     <a:xfrm>
                       <a:off x="0" y="0"/>
-                      <a:ext cx="5400000" cy="3459430"/>
+                      <a:ext cx="5400000" cy="2738323"/>
                     </a:xfrm>
                     <a:prstGeom prst="rect">
                       <a:avLst/>
@@ -3085,7 +3085,7 @@
         <w:pStyle w:val="4"/>
         <w:ind w:firstLine="0"/>
       </w:pPr>
-      <w:bookmarkStart w:id="11" w:name="_Toc12954"/>
+      <w:bookmarkStart w:id="11" w:name="_Toc5678"/>
       <w:r>
         <w:t>2.2 数据库设计</w:t>
       </w:r>
@@ -7980,7 +7980,7 @@
       <w:pPr>
         <w:pStyle w:val="3"/>
       </w:pPr>
-      <w:bookmarkStart w:id="12" w:name="_Toc26597"/>
+      <w:bookmarkStart w:id="12" w:name="_Toc17532"/>
       <w:r>
         <w:t>第3章 系统的详细设计及实现</w:t>
       </w:r>
@@ -7991,7 +7991,7 @@
         <w:pStyle w:val="4"/>
         <w:ind w:firstLine="0"/>
       </w:pPr>
-      <w:bookmarkStart w:id="13" w:name="_Toc20317"/>
+      <w:bookmarkStart w:id="13" w:name="_Toc7490"/>
       <w:r>
         <w:rPr>
           <w:rFonts w:ascii="黑体" w:hAnsi="黑体" w:eastAsia="黑体"/>
@@ -8022,7 +8022,7 @@
         <w:pStyle w:val="5"/>
         <w:ind w:firstLine="0"/>
       </w:pPr>
-      <w:bookmarkStart w:id="14" w:name="_Toc20639"/>
+      <w:bookmarkStart w:id="14" w:name="_Toc20241"/>
       <w:r>
         <w:rPr>
           <w:rFonts w:ascii="黑体" w:hAnsi="黑体" w:eastAsia="黑体"/>
@@ -8839,7 +8839,7 @@
         <w:pStyle w:val="5"/>
         <w:ind w:firstLine="0"/>
       </w:pPr>
-      <w:bookmarkStart w:id="15" w:name="_Toc31949"/>
+      <w:bookmarkStart w:id="15" w:name="_Toc4019"/>
       <w:r>
         <w:rPr>
           <w:rFonts w:ascii="黑体" w:hAnsi="黑体" w:eastAsia="黑体"/>
@@ -9161,7 +9161,7 @@
         <w:pStyle w:val="5"/>
         <w:ind w:firstLine="0"/>
       </w:pPr>
-      <w:bookmarkStart w:id="16" w:name="_Toc9109"/>
+      <w:bookmarkStart w:id="16" w:name="_Toc27724"/>
       <w:r>
         <w:rPr>
           <w:rFonts w:ascii="黑体" w:hAnsi="黑体" w:eastAsia="黑体"/>
@@ -9707,7 +9707,7 @@
         <w:pStyle w:val="4"/>
         <w:ind w:firstLine="0"/>
       </w:pPr>
-      <w:bookmarkStart w:id="17" w:name="_Toc15289"/>
+      <w:bookmarkStart w:id="17" w:name="_Toc22771"/>
       <w:r>
         <w:rPr>
           <w:rFonts w:ascii="黑体" w:hAnsi="黑体" w:eastAsia="黑体"/>
@@ -9738,7 +9738,7 @@
         <w:pStyle w:val="5"/>
         <w:ind w:firstLine="0"/>
       </w:pPr>
-      <w:bookmarkStart w:id="18" w:name="_Toc25219"/>
+      <w:bookmarkStart w:id="18" w:name="_Toc12755"/>
       <w:r>
         <w:rPr>
           <w:rFonts w:ascii="黑体" w:hAnsi="黑体" w:eastAsia="黑体"/>
@@ -9803,7 +9803,7 @@
         <w:pStyle w:val="5"/>
         <w:ind w:firstLine="0"/>
       </w:pPr>
-      <w:bookmarkStart w:id="19" w:name="_Toc8814"/>
+      <w:bookmarkStart w:id="19" w:name="_Toc6183"/>
       <w:r>
         <w:rPr>
           <w:rFonts w:ascii="黑体" w:hAnsi="黑体" w:eastAsia="黑体"/>
@@ -10599,7 +10599,7 @@
         <w:pStyle w:val="4"/>
         <w:ind w:firstLine="0"/>
       </w:pPr>
-      <w:bookmarkStart w:id="20" w:name="_Toc4"/>
+      <w:bookmarkStart w:id="20" w:name="_Toc27140"/>
       <w:r>
         <w:rPr>
           <w:rFonts w:ascii="黑体" w:hAnsi="黑体" w:eastAsia="黑体"/>
@@ -10630,7 +10630,7 @@
         <w:pStyle w:val="5"/>
         <w:ind w:firstLine="0"/>
       </w:pPr>
-      <w:bookmarkStart w:id="21" w:name="_Toc8371"/>
+      <w:bookmarkStart w:id="21" w:name="_Toc7888"/>
       <w:r>
         <w:rPr>
           <w:rFonts w:ascii="黑体" w:hAnsi="黑体" w:eastAsia="黑体"/>
@@ -10695,7 +10695,7 @@
         <w:pStyle w:val="5"/>
         <w:ind w:firstLine="0"/>
       </w:pPr>
-      <w:bookmarkStart w:id="22" w:name="_Toc7688"/>
+      <w:bookmarkStart w:id="22" w:name="_Toc5746"/>
       <w:r>
         <w:rPr>
           <w:rFonts w:ascii="黑体" w:hAnsi="黑体" w:eastAsia="黑体"/>
@@ -11079,7 +11079,7 @@
         <w:pStyle w:val="4"/>
         <w:ind w:firstLine="0"/>
       </w:pPr>
-      <w:bookmarkStart w:id="23" w:name="_Toc9425"/>
+      <w:bookmarkStart w:id="23" w:name="_Toc28139"/>
       <w:r>
         <w:rPr>
           <w:rFonts w:ascii="黑体" w:hAnsi="黑体" w:eastAsia="黑体"/>
@@ -11110,7 +11110,7 @@
         <w:pStyle w:val="5"/>
         <w:ind w:firstLine="0"/>
       </w:pPr>
-      <w:bookmarkStart w:id="24" w:name="_Toc32076"/>
+      <w:bookmarkStart w:id="24" w:name="_Toc27409"/>
       <w:r>
         <w:rPr>
           <w:rFonts w:ascii="黑体" w:hAnsi="黑体" w:eastAsia="黑体"/>
@@ -11175,7 +11175,7 @@
         <w:pStyle w:val="5"/>
         <w:ind w:firstLine="0"/>
       </w:pPr>
-      <w:bookmarkStart w:id="25" w:name="_Toc12744"/>
+      <w:bookmarkStart w:id="25" w:name="_Toc27871"/>
       <w:r>
         <w:rPr>
           <w:rFonts w:ascii="黑体" w:hAnsi="黑体" w:eastAsia="黑体"/>
@@ -12596,7 +12596,7 @@
         <w:pStyle w:val="4"/>
         <w:ind w:firstLine="0"/>
       </w:pPr>
-      <w:bookmarkStart w:id="26" w:name="_Toc3388"/>
+      <w:bookmarkStart w:id="26" w:name="_Toc12263"/>
       <w:r>
         <w:rPr>
           <w:rFonts w:ascii="黑体" w:hAnsi="黑体" w:eastAsia="黑体"/>
@@ -12627,7 +12627,7 @@
         <w:pStyle w:val="5"/>
         <w:ind w:firstLine="0"/>
       </w:pPr>
-      <w:bookmarkStart w:id="27" w:name="_Toc14356"/>
+      <w:bookmarkStart w:id="27" w:name="_Toc12519"/>
       <w:r>
         <w:rPr>
           <w:rFonts w:ascii="黑体" w:hAnsi="黑体" w:eastAsia="黑体"/>
@@ -12692,7 +12692,7 @@
         <w:pStyle w:val="5"/>
         <w:ind w:firstLine="0"/>
       </w:pPr>
-      <w:bookmarkStart w:id="28" w:name="_Toc18465"/>
+      <w:bookmarkStart w:id="28" w:name="_Toc9546"/>
       <w:r>
         <w:rPr>
           <w:rFonts w:ascii="黑体" w:hAnsi="黑体" w:eastAsia="黑体"/>
@@ -12723,7 +12723,7 @@
         <w:pStyle w:val="4"/>
         <w:ind w:firstLine="0"/>
       </w:pPr>
-      <w:bookmarkStart w:id="29" w:name="_Toc19889"/>
+      <w:bookmarkStart w:id="29" w:name="_Toc8425"/>
       <w:r>
         <w:rPr>
           <w:rFonts w:ascii="黑体" w:hAnsi="黑体" w:eastAsia="黑体"/>
@@ -12754,7 +12754,7 @@
         <w:pStyle w:val="5"/>
         <w:ind w:firstLine="0"/>
       </w:pPr>
-      <w:bookmarkStart w:id="30" w:name="_Toc9612"/>
+      <w:bookmarkStart w:id="30" w:name="_Toc9958"/>
       <w:r>
         <w:rPr>
           <w:rFonts w:ascii="黑体" w:hAnsi="黑体" w:eastAsia="黑体"/>
@@ -12819,7 +12819,7 @@
         <w:pStyle w:val="5"/>
         <w:ind w:firstLine="0"/>
       </w:pPr>
-      <w:bookmarkStart w:id="31" w:name="_Toc1863"/>
+      <w:bookmarkStart w:id="31" w:name="_Toc24783"/>
       <w:r>
         <w:rPr>
           <w:rFonts w:ascii="黑体" w:hAnsi="黑体" w:eastAsia="黑体"/>
@@ -14832,7 +14832,7 @@
       <w:pPr>
         <w:pStyle w:val="3"/>
       </w:pPr>
-      <w:bookmarkStart w:id="32" w:name="_Toc32097"/>
+      <w:bookmarkStart w:id="32" w:name="_Toc27685"/>
       <w:r>
         <w:t>第4章 系统测试</w:t>
       </w:r>
@@ -14858,7 +14858,7 @@
         <w:pStyle w:val="4"/>
         <w:ind w:firstLine="0"/>
       </w:pPr>
-      <w:bookmarkStart w:id="33" w:name="_Toc928"/>
+      <w:bookmarkStart w:id="33" w:name="_Toc2270"/>
       <w:r>
         <w:t>4.1 系统测试的原则</w:t>
       </w:r>
@@ -14989,7 +14989,7 @@
         <w:pStyle w:val="4"/>
         <w:ind w:firstLine="0"/>
       </w:pPr>
-      <w:bookmarkStart w:id="34" w:name="_Toc18415"/>
+      <w:bookmarkStart w:id="34" w:name="_Toc30899"/>
       <w:r>
         <w:t>4.2 测试结果</w:t>
       </w:r>
@@ -17567,7 +17567,7 @@
       <w:pPr>
         <w:pStyle w:val="3"/>
       </w:pPr>
-      <w:bookmarkStart w:id="35" w:name="_Toc976"/>
+      <w:bookmarkStart w:id="35" w:name="_Toc4261"/>
       <w:r>
         <w:t>结 论</w:t>
       </w:r>
@@ -17891,7 +17891,7 @@
       <w:pPr>
         <w:pStyle w:val="3"/>
       </w:pPr>
-      <w:bookmarkStart w:id="36" w:name="_Toc19437"/>
+      <w:bookmarkStart w:id="36" w:name="_Toc9771"/>
       <w:r>
         <w:t>参考文献</w:t>
       </w:r>
@@ -18030,7 +18030,7 @@
         <w:pStyle w:val="3"/>
         <w:jc w:val="left"/>
       </w:pPr>
-      <w:bookmarkStart w:id="37" w:name="_Toc32198"/>
+      <w:bookmarkStart w:id="37" w:name="_Toc21109"/>
       <w:r>
         <w:t>附录1团队开发会议记录1</w:t>
       </w:r>
@@ -19444,7 +19444,7 @@
         <w:pStyle w:val="3"/>
         <w:jc w:val="left"/>
       </w:pPr>
-      <w:bookmarkStart w:id="38" w:name="_Toc4449"/>
+      <w:bookmarkStart w:id="38" w:name="_Toc14391"/>
       <w:r>
         <w:t>附录2团队开发会议记录2</w:t>
       </w:r>
@@ -22414,7 +22414,7 @@
     <w:lsdException w:uiPriority="99" w:name="Table Theme"/>
     <w:lsdException w:qFormat="1" w:unhideWhenUsed="0" w:uiPriority="1" w:semiHidden="0" w:name="No Spacing"/>
     <w:lsdException w:unhideWhenUsed="0" w:uiPriority="60" w:semiHidden="0" w:name="Light Shading"/>
-    <w:lsdException w:unhideWhenUsed="0" w:uiPriority="61" w:semiHidden="0" w:name="Light List"/>
+    <w:lsdException w:qFormat="1" w:unhideWhenUsed="0" w:uiPriority="61" w:semiHidden="0" w:name="Light List"/>
     <w:lsdException w:unhideWhenUsed="0" w:uiPriority="62" w:semiHidden="0" w:name="Light Grid"/>
     <w:lsdException w:unhideWhenUsed="0" w:uiPriority="63" w:semiHidden="0" w:name="Medium Shading 1"/>
     <w:lsdException w:unhideWhenUsed="0" w:uiPriority="64" w:semiHidden="0" w:name="Medium Shading 2"/>
@@ -23822,6 +23822,7 @@
   <w:style w:type="table" w:styleId="44">
     <w:name w:val="Light List"/>
     <w:basedOn w:val="35"/>
+    <w:qFormat/>
     <w:uiPriority w:val="61"/>
     <w:pPr>
       <w:spacing w:after="0" w:line="240" w:lineRule="auto"/>

--- a/cs-4/docs/报告-计科25-1班01-李轩赫-校园易购信息管理系统的开发.docx
+++ b/cs-4/docs/报告-计科25-1班01-李轩赫-校园易购信息管理系统的开发.docx
@@ -434,7 +434,7 @@
         <w:fldChar w:fldCharType="begin"/>
       </w:r>
       <w:r>
-        <w:instrText xml:space="preserve"> HYPERLINK \l _Toc16937 </w:instrText>
+        <w:instrText xml:space="preserve"> HYPERLINK \l _Toc9450 </w:instrText>
       </w:r>
       <w:r>
         <w:fldChar w:fldCharType="separate"/>
@@ -449,7 +449,7 @@
         <w:fldChar w:fldCharType="begin"/>
       </w:r>
       <w:r>
-        <w:instrText xml:space="preserve"> PAGEREF _Toc16937 \h </w:instrText>
+        <w:instrText xml:space="preserve"> PAGEREF _Toc9450 \h </w:instrText>
       </w:r>
       <w:r>
         <w:fldChar w:fldCharType="separate"/>
@@ -475,7 +475,7 @@
         <w:fldChar w:fldCharType="begin"/>
       </w:r>
       <w:r>
-        <w:instrText xml:space="preserve"> HYPERLINK \l _Toc6649 </w:instrText>
+        <w:instrText xml:space="preserve"> HYPERLINK \l _Toc14980 </w:instrText>
       </w:r>
       <w:r>
         <w:fldChar w:fldCharType="separate"/>
@@ -493,7 +493,7 @@
         <w:fldChar w:fldCharType="begin"/>
       </w:r>
       <w:r>
-        <w:instrText xml:space="preserve"> PAGEREF _Toc6649 \h </w:instrText>
+        <w:instrText xml:space="preserve"> PAGEREF _Toc14980 \h </w:instrText>
       </w:r>
       <w:r>
         <w:fldChar w:fldCharType="separate"/>
@@ -519,7 +519,7 @@
         <w:fldChar w:fldCharType="begin"/>
       </w:r>
       <w:r>
-        <w:instrText xml:space="preserve"> HYPERLINK \l _Toc498 </w:instrText>
+        <w:instrText xml:space="preserve"> HYPERLINK \l _Toc16168 </w:instrText>
       </w:r>
       <w:r>
         <w:fldChar w:fldCharType="separate"/>
@@ -537,7 +537,7 @@
         <w:fldChar w:fldCharType="begin"/>
       </w:r>
       <w:r>
-        <w:instrText xml:space="preserve"> PAGEREF _Toc498 \h </w:instrText>
+        <w:instrText xml:space="preserve"> PAGEREF _Toc16168 \h </w:instrText>
       </w:r>
       <w:r>
         <w:fldChar w:fldCharType="separate"/>
@@ -563,7 +563,7 @@
         <w:fldChar w:fldCharType="begin"/>
       </w:r>
       <w:r>
-        <w:instrText xml:space="preserve"> HYPERLINK \l _Toc23866 </w:instrText>
+        <w:instrText xml:space="preserve"> HYPERLINK \l _Toc23887 </w:instrText>
       </w:r>
       <w:r>
         <w:fldChar w:fldCharType="separate"/>
@@ -581,7 +581,7 @@
         <w:fldChar w:fldCharType="begin"/>
       </w:r>
       <w:r>
-        <w:instrText xml:space="preserve"> PAGEREF _Toc23866 \h </w:instrText>
+        <w:instrText xml:space="preserve"> PAGEREF _Toc23887 \h </w:instrText>
       </w:r>
       <w:r>
         <w:fldChar w:fldCharType="separate"/>
@@ -607,7 +607,7 @@
         <w:fldChar w:fldCharType="begin"/>
       </w:r>
       <w:r>
-        <w:instrText xml:space="preserve"> HYPERLINK \l _Toc11640 </w:instrText>
+        <w:instrText xml:space="preserve"> HYPERLINK \l _Toc18771 </w:instrText>
       </w:r>
       <w:r>
         <w:fldChar w:fldCharType="separate"/>
@@ -625,7 +625,7 @@
         <w:fldChar w:fldCharType="begin"/>
       </w:r>
       <w:r>
-        <w:instrText xml:space="preserve"> PAGEREF _Toc11640 \h </w:instrText>
+        <w:instrText xml:space="preserve"> PAGEREF _Toc18771 \h </w:instrText>
       </w:r>
       <w:r>
         <w:fldChar w:fldCharType="separate"/>
@@ -651,7 +651,7 @@
         <w:fldChar w:fldCharType="begin"/>
       </w:r>
       <w:r>
-        <w:instrText xml:space="preserve"> HYPERLINK \l _Toc875 </w:instrText>
+        <w:instrText xml:space="preserve"> HYPERLINK \l _Toc4561 </w:instrText>
       </w:r>
       <w:r>
         <w:fldChar w:fldCharType="separate"/>
@@ -669,7 +669,7 @@
         <w:fldChar w:fldCharType="begin"/>
       </w:r>
       <w:r>
-        <w:instrText xml:space="preserve"> PAGEREF _Toc875 \h </w:instrText>
+        <w:instrText xml:space="preserve"> PAGEREF _Toc4561 \h </w:instrText>
       </w:r>
       <w:r>
         <w:fldChar w:fldCharType="separate"/>
@@ -695,7 +695,7 @@
         <w:fldChar w:fldCharType="begin"/>
       </w:r>
       <w:r>
-        <w:instrText xml:space="preserve"> HYPERLINK \l _Toc9916 </w:instrText>
+        <w:instrText xml:space="preserve"> HYPERLINK \l _Toc13032 </w:instrText>
       </w:r>
       <w:r>
         <w:fldChar w:fldCharType="separate"/>
@@ -713,7 +713,7 @@
         <w:fldChar w:fldCharType="begin"/>
       </w:r>
       <w:r>
-        <w:instrText xml:space="preserve"> PAGEREF _Toc9916 \h </w:instrText>
+        <w:instrText xml:space="preserve"> PAGEREF _Toc13032 \h </w:instrText>
       </w:r>
       <w:r>
         <w:fldChar w:fldCharType="separate"/>
@@ -739,7 +739,7 @@
         <w:fldChar w:fldCharType="begin"/>
       </w:r>
       <w:r>
-        <w:instrText xml:space="preserve"> HYPERLINK \l _Toc8634 </w:instrText>
+        <w:instrText xml:space="preserve"> HYPERLINK \l _Toc16222 </w:instrText>
       </w:r>
       <w:r>
         <w:fldChar w:fldCharType="separate"/>
@@ -757,7 +757,7 @@
         <w:fldChar w:fldCharType="begin"/>
       </w:r>
       <w:r>
-        <w:instrText xml:space="preserve"> PAGEREF _Toc8634 \h </w:instrText>
+        <w:instrText xml:space="preserve"> PAGEREF _Toc16222 \h </w:instrText>
       </w:r>
       <w:r>
         <w:fldChar w:fldCharType="separate"/>
@@ -783,7 +783,7 @@
         <w:fldChar w:fldCharType="begin"/>
       </w:r>
       <w:r>
-        <w:instrText xml:space="preserve"> HYPERLINK \l _Toc17564 </w:instrText>
+        <w:instrText xml:space="preserve"> HYPERLINK \l _Toc27766 </w:instrText>
       </w:r>
       <w:r>
         <w:fldChar w:fldCharType="separate"/>
@@ -801,7 +801,7 @@
         <w:fldChar w:fldCharType="begin"/>
       </w:r>
       <w:r>
-        <w:instrText xml:space="preserve"> PAGEREF _Toc17564 \h </w:instrText>
+        <w:instrText xml:space="preserve"> PAGEREF _Toc27766 \h </w:instrText>
       </w:r>
       <w:r>
         <w:fldChar w:fldCharType="separate"/>
@@ -827,7 +827,7 @@
         <w:fldChar w:fldCharType="begin"/>
       </w:r>
       <w:r>
-        <w:instrText xml:space="preserve"> HYPERLINK \l _Toc6223 </w:instrText>
+        <w:instrText xml:space="preserve"> HYPERLINK \l _Toc18608 </w:instrText>
       </w:r>
       <w:r>
         <w:fldChar w:fldCharType="separate"/>
@@ -842,7 +842,7 @@
         <w:fldChar w:fldCharType="begin"/>
       </w:r>
       <w:r>
-        <w:instrText xml:space="preserve"> PAGEREF _Toc6223 \h </w:instrText>
+        <w:instrText xml:space="preserve"> PAGEREF _Toc18608 \h </w:instrText>
       </w:r>
       <w:r>
         <w:fldChar w:fldCharType="separate"/>
@@ -868,7 +868,7 @@
         <w:fldChar w:fldCharType="begin"/>
       </w:r>
       <w:r>
-        <w:instrText xml:space="preserve"> HYPERLINK \l _Toc16477 </w:instrText>
+        <w:instrText xml:space="preserve"> HYPERLINK \l _Toc14508 </w:instrText>
       </w:r>
       <w:r>
         <w:fldChar w:fldCharType="separate"/>
@@ -883,7 +883,7 @@
         <w:fldChar w:fldCharType="begin"/>
       </w:r>
       <w:r>
-        <w:instrText xml:space="preserve"> PAGEREF _Toc16477 \h </w:instrText>
+        <w:instrText xml:space="preserve"> PAGEREF _Toc14508 \h </w:instrText>
       </w:r>
       <w:r>
         <w:fldChar w:fldCharType="separate"/>
@@ -909,7 +909,7 @@
         <w:fldChar w:fldCharType="begin"/>
       </w:r>
       <w:r>
-        <w:instrText xml:space="preserve"> HYPERLINK \l _Toc5678 </w:instrText>
+        <w:instrText xml:space="preserve"> HYPERLINK \l _Toc3371 </w:instrText>
       </w:r>
       <w:r>
         <w:fldChar w:fldCharType="separate"/>
@@ -924,13 +924,13 @@
         <w:fldChar w:fldCharType="begin"/>
       </w:r>
       <w:r>
-        <w:instrText xml:space="preserve"> PAGEREF _Toc5678 \h </w:instrText>
+        <w:instrText xml:space="preserve"> PAGEREF _Toc3371 \h </w:instrText>
       </w:r>
       <w:r>
         <w:fldChar w:fldCharType="separate"/>
       </w:r>
       <w:r>
-        <w:t>11</w:t>
+        <w:t>12</w:t>
       </w:r>
       <w:r>
         <w:fldChar w:fldCharType="end"/>
@@ -950,7 +950,7 @@
         <w:fldChar w:fldCharType="begin"/>
       </w:r>
       <w:r>
-        <w:instrText xml:space="preserve"> HYPERLINK \l _Toc17532 </w:instrText>
+        <w:instrText xml:space="preserve"> HYPERLINK \l _Toc19207 </w:instrText>
       </w:r>
       <w:r>
         <w:fldChar w:fldCharType="separate"/>
@@ -965,13 +965,13 @@
         <w:fldChar w:fldCharType="begin"/>
       </w:r>
       <w:r>
-        <w:instrText xml:space="preserve"> PAGEREF _Toc17532 \h </w:instrText>
+        <w:instrText xml:space="preserve"> PAGEREF _Toc19207 \h </w:instrText>
       </w:r>
       <w:r>
         <w:fldChar w:fldCharType="separate"/>
       </w:r>
       <w:r>
-        <w:t>15</w:t>
+        <w:t>16</w:t>
       </w:r>
       <w:r>
         <w:fldChar w:fldCharType="end"/>
@@ -991,7 +991,7 @@
         <w:fldChar w:fldCharType="begin"/>
       </w:r>
       <w:r>
-        <w:instrText xml:space="preserve"> HYPERLINK \l _Toc7490 </w:instrText>
+        <w:instrText xml:space="preserve"> HYPERLINK \l _Toc9563 </w:instrText>
       </w:r>
       <w:r>
         <w:fldChar w:fldCharType="separate"/>
@@ -1009,13 +1009,13 @@
         <w:fldChar w:fldCharType="begin"/>
       </w:r>
       <w:r>
-        <w:instrText xml:space="preserve"> PAGEREF _Toc7490 \h </w:instrText>
+        <w:instrText xml:space="preserve"> PAGEREF _Toc9563 \h </w:instrText>
       </w:r>
       <w:r>
         <w:fldChar w:fldCharType="separate"/>
       </w:r>
       <w:r>
-        <w:t>15</w:t>
+        <w:t>16</w:t>
       </w:r>
       <w:r>
         <w:fldChar w:fldCharType="end"/>
@@ -1035,7 +1035,7 @@
         <w:fldChar w:fldCharType="begin"/>
       </w:r>
       <w:r>
-        <w:instrText xml:space="preserve"> HYPERLINK \l _Toc20241 </w:instrText>
+        <w:instrText xml:space="preserve"> HYPERLINK \l _Toc18653 </w:instrText>
       </w:r>
       <w:r>
         <w:fldChar w:fldCharType="separate"/>
@@ -1053,13 +1053,13 @@
         <w:fldChar w:fldCharType="begin"/>
       </w:r>
       <w:r>
-        <w:instrText xml:space="preserve"> PAGEREF _Toc20241 \h </w:instrText>
+        <w:instrText xml:space="preserve"> PAGEREF _Toc18653 \h </w:instrText>
       </w:r>
       <w:r>
         <w:fldChar w:fldCharType="separate"/>
       </w:r>
       <w:r>
-        <w:t>15</w:t>
+        <w:t>16</w:t>
       </w:r>
       <w:r>
         <w:fldChar w:fldCharType="end"/>
@@ -1079,7 +1079,7 @@
         <w:fldChar w:fldCharType="begin"/>
       </w:r>
       <w:r>
-        <w:instrText xml:space="preserve"> HYPERLINK \l _Toc4019 </w:instrText>
+        <w:instrText xml:space="preserve"> HYPERLINK \l _Toc15433 </w:instrText>
       </w:r>
       <w:r>
         <w:fldChar w:fldCharType="separate"/>
@@ -1097,13 +1097,13 @@
         <w:fldChar w:fldCharType="begin"/>
       </w:r>
       <w:r>
-        <w:instrText xml:space="preserve"> PAGEREF _Toc4019 \h </w:instrText>
+        <w:instrText xml:space="preserve"> PAGEREF _Toc15433 \h </w:instrText>
       </w:r>
       <w:r>
         <w:fldChar w:fldCharType="separate"/>
       </w:r>
       <w:r>
-        <w:t>18</w:t>
+        <w:t>19</w:t>
       </w:r>
       <w:r>
         <w:fldChar w:fldCharType="end"/>
@@ -1123,7 +1123,7 @@
         <w:fldChar w:fldCharType="begin"/>
       </w:r>
       <w:r>
-        <w:instrText xml:space="preserve"> HYPERLINK \l _Toc27724 </w:instrText>
+        <w:instrText xml:space="preserve"> HYPERLINK \l _Toc10201 </w:instrText>
       </w:r>
       <w:r>
         <w:fldChar w:fldCharType="separate"/>
@@ -1141,13 +1141,13 @@
         <w:fldChar w:fldCharType="begin"/>
       </w:r>
       <w:r>
-        <w:instrText xml:space="preserve"> PAGEREF _Toc27724 \h </w:instrText>
+        <w:instrText xml:space="preserve"> PAGEREF _Toc10201 \h </w:instrText>
       </w:r>
       <w:r>
         <w:fldChar w:fldCharType="separate"/>
       </w:r>
       <w:r>
-        <w:t>18</w:t>
+        <w:t>19</w:t>
       </w:r>
       <w:r>
         <w:fldChar w:fldCharType="end"/>
@@ -1167,7 +1167,7 @@
         <w:fldChar w:fldCharType="begin"/>
       </w:r>
       <w:r>
-        <w:instrText xml:space="preserve"> HYPERLINK \l _Toc22771 </w:instrText>
+        <w:instrText xml:space="preserve"> HYPERLINK \l _Toc13472 </w:instrText>
       </w:r>
       <w:r>
         <w:fldChar w:fldCharType="separate"/>
@@ -1185,13 +1185,13 @@
         <w:fldChar w:fldCharType="begin"/>
       </w:r>
       <w:r>
-        <w:instrText xml:space="preserve"> PAGEREF _Toc22771 \h </w:instrText>
+        <w:instrText xml:space="preserve"> PAGEREF _Toc13472 \h </w:instrText>
       </w:r>
       <w:r>
         <w:fldChar w:fldCharType="separate"/>
       </w:r>
       <w:r>
-        <w:t>20</w:t>
+        <w:t>21</w:t>
       </w:r>
       <w:r>
         <w:fldChar w:fldCharType="end"/>
@@ -1211,7 +1211,7 @@
         <w:fldChar w:fldCharType="begin"/>
       </w:r>
       <w:r>
-        <w:instrText xml:space="preserve"> HYPERLINK \l _Toc12755 </w:instrText>
+        <w:instrText xml:space="preserve"> HYPERLINK \l _Toc32025 </w:instrText>
       </w:r>
       <w:r>
         <w:fldChar w:fldCharType="separate"/>
@@ -1229,13 +1229,13 @@
         <w:fldChar w:fldCharType="begin"/>
       </w:r>
       <w:r>
-        <w:instrText xml:space="preserve"> PAGEREF _Toc12755 \h </w:instrText>
+        <w:instrText xml:space="preserve"> PAGEREF _Toc32025 \h </w:instrText>
       </w:r>
       <w:r>
         <w:fldChar w:fldCharType="separate"/>
       </w:r>
       <w:r>
-        <w:t>20</w:t>
+        <w:t>21</w:t>
       </w:r>
       <w:r>
         <w:fldChar w:fldCharType="end"/>
@@ -1255,7 +1255,7 @@
         <w:fldChar w:fldCharType="begin"/>
       </w:r>
       <w:r>
-        <w:instrText xml:space="preserve"> HYPERLINK \l _Toc6183 </w:instrText>
+        <w:instrText xml:space="preserve"> HYPERLINK \l _Toc32687 </w:instrText>
       </w:r>
       <w:r>
         <w:fldChar w:fldCharType="separate"/>
@@ -1273,13 +1273,13 @@
         <w:fldChar w:fldCharType="begin"/>
       </w:r>
       <w:r>
-        <w:instrText xml:space="preserve"> PAGEREF _Toc6183 \h </w:instrText>
+        <w:instrText xml:space="preserve"> PAGEREF _Toc32687 \h </w:instrText>
       </w:r>
       <w:r>
         <w:fldChar w:fldCharType="separate"/>
       </w:r>
       <w:r>
-        <w:t>20</w:t>
+        <w:t>21</w:t>
       </w:r>
       <w:r>
         <w:fldChar w:fldCharType="end"/>
@@ -1299,7 +1299,7 @@
         <w:fldChar w:fldCharType="begin"/>
       </w:r>
       <w:r>
-        <w:instrText xml:space="preserve"> HYPERLINK \l _Toc27140 </w:instrText>
+        <w:instrText xml:space="preserve"> HYPERLINK \l _Toc10904 </w:instrText>
       </w:r>
       <w:r>
         <w:fldChar w:fldCharType="separate"/>
@@ -1317,13 +1317,13 @@
         <w:fldChar w:fldCharType="begin"/>
       </w:r>
       <w:r>
-        <w:instrText xml:space="preserve"> PAGEREF _Toc27140 \h </w:instrText>
+        <w:instrText xml:space="preserve"> PAGEREF _Toc10904 \h </w:instrText>
       </w:r>
       <w:r>
         <w:fldChar w:fldCharType="separate"/>
       </w:r>
       <w:r>
-        <w:t>23</w:t>
+        <w:t>24</w:t>
       </w:r>
       <w:r>
         <w:fldChar w:fldCharType="end"/>
@@ -1343,7 +1343,7 @@
         <w:fldChar w:fldCharType="begin"/>
       </w:r>
       <w:r>
-        <w:instrText xml:space="preserve"> HYPERLINK \l _Toc7888 </w:instrText>
+        <w:instrText xml:space="preserve"> HYPERLINK \l _Toc32207 </w:instrText>
       </w:r>
       <w:r>
         <w:fldChar w:fldCharType="separate"/>
@@ -1361,13 +1361,13 @@
         <w:fldChar w:fldCharType="begin"/>
       </w:r>
       <w:r>
-        <w:instrText xml:space="preserve"> PAGEREF _Toc7888 \h </w:instrText>
+        <w:instrText xml:space="preserve"> PAGEREF _Toc32207 \h </w:instrText>
       </w:r>
       <w:r>
         <w:fldChar w:fldCharType="separate"/>
       </w:r>
       <w:r>
-        <w:t>23</w:t>
+        <w:t>24</w:t>
       </w:r>
       <w:r>
         <w:fldChar w:fldCharType="end"/>
@@ -1387,7 +1387,7 @@
         <w:fldChar w:fldCharType="begin"/>
       </w:r>
       <w:r>
-        <w:instrText xml:space="preserve"> HYPERLINK \l _Toc5746 </w:instrText>
+        <w:instrText xml:space="preserve"> HYPERLINK \l _Toc1158 </w:instrText>
       </w:r>
       <w:r>
         <w:fldChar w:fldCharType="separate"/>
@@ -1405,13 +1405,13 @@
         <w:fldChar w:fldCharType="begin"/>
       </w:r>
       <w:r>
-        <w:instrText xml:space="preserve"> PAGEREF _Toc5746 \h </w:instrText>
+        <w:instrText xml:space="preserve"> PAGEREF _Toc1158 \h </w:instrText>
       </w:r>
       <w:r>
         <w:fldChar w:fldCharType="separate"/>
       </w:r>
       <w:r>
-        <w:t>23</w:t>
+        <w:t>24</w:t>
       </w:r>
       <w:r>
         <w:fldChar w:fldCharType="end"/>
@@ -1431,7 +1431,7 @@
         <w:fldChar w:fldCharType="begin"/>
       </w:r>
       <w:r>
-        <w:instrText xml:space="preserve"> HYPERLINK \l _Toc28139 </w:instrText>
+        <w:instrText xml:space="preserve"> HYPERLINK \l _Toc15035 </w:instrText>
       </w:r>
       <w:r>
         <w:fldChar w:fldCharType="separate"/>
@@ -1449,13 +1449,13 @@
         <w:fldChar w:fldCharType="begin"/>
       </w:r>
       <w:r>
-        <w:instrText xml:space="preserve"> PAGEREF _Toc28139 \h </w:instrText>
+        <w:instrText xml:space="preserve"> PAGEREF _Toc15035 \h </w:instrText>
       </w:r>
       <w:r>
         <w:fldChar w:fldCharType="separate"/>
       </w:r>
       <w:r>
-        <w:t>24</w:t>
+        <w:t>25</w:t>
       </w:r>
       <w:r>
         <w:fldChar w:fldCharType="end"/>
@@ -1475,7 +1475,7 @@
         <w:fldChar w:fldCharType="begin"/>
       </w:r>
       <w:r>
-        <w:instrText xml:space="preserve"> HYPERLINK \l _Toc27409 </w:instrText>
+        <w:instrText xml:space="preserve"> HYPERLINK \l _Toc5818 </w:instrText>
       </w:r>
       <w:r>
         <w:fldChar w:fldCharType="separate"/>
@@ -1493,13 +1493,13 @@
         <w:fldChar w:fldCharType="begin"/>
       </w:r>
       <w:r>
-        <w:instrText xml:space="preserve"> PAGEREF _Toc27409 \h </w:instrText>
+        <w:instrText xml:space="preserve"> PAGEREF _Toc5818 \h </w:instrText>
       </w:r>
       <w:r>
         <w:fldChar w:fldCharType="separate"/>
       </w:r>
       <w:r>
-        <w:t>24</w:t>
+        <w:t>25</w:t>
       </w:r>
       <w:r>
         <w:fldChar w:fldCharType="end"/>
@@ -1519,7 +1519,7 @@
         <w:fldChar w:fldCharType="begin"/>
       </w:r>
       <w:r>
-        <w:instrText xml:space="preserve"> HYPERLINK \l _Toc27871 </w:instrText>
+        <w:instrText xml:space="preserve"> HYPERLINK \l _Toc11734 </w:instrText>
       </w:r>
       <w:r>
         <w:fldChar w:fldCharType="separate"/>
@@ -1537,13 +1537,13 @@
         <w:fldChar w:fldCharType="begin"/>
       </w:r>
       <w:r>
-        <w:instrText xml:space="preserve"> PAGEREF _Toc27871 \h </w:instrText>
+        <w:instrText xml:space="preserve"> PAGEREF _Toc11734 \h </w:instrText>
       </w:r>
       <w:r>
         <w:fldChar w:fldCharType="separate"/>
       </w:r>
       <w:r>
-        <w:t>25</w:t>
+        <w:t>26</w:t>
       </w:r>
       <w:r>
         <w:fldChar w:fldCharType="end"/>
@@ -1563,7 +1563,7 @@
         <w:fldChar w:fldCharType="begin"/>
       </w:r>
       <w:r>
-        <w:instrText xml:space="preserve"> HYPERLINK \l _Toc12263 </w:instrText>
+        <w:instrText xml:space="preserve"> HYPERLINK \l _Toc12903 </w:instrText>
       </w:r>
       <w:r>
         <w:fldChar w:fldCharType="separate"/>
@@ -1581,13 +1581,13 @@
         <w:fldChar w:fldCharType="begin"/>
       </w:r>
       <w:r>
-        <w:instrText xml:space="preserve"> PAGEREF _Toc12263 \h </w:instrText>
+        <w:instrText xml:space="preserve"> PAGEREF _Toc12903 \h </w:instrText>
       </w:r>
       <w:r>
         <w:fldChar w:fldCharType="separate"/>
       </w:r>
       <w:r>
-        <w:t>28</w:t>
+        <w:t>29</w:t>
       </w:r>
       <w:r>
         <w:fldChar w:fldCharType="end"/>
@@ -1607,7 +1607,7 @@
         <w:fldChar w:fldCharType="begin"/>
       </w:r>
       <w:r>
-        <w:instrText xml:space="preserve"> HYPERLINK \l _Toc12519 </w:instrText>
+        <w:instrText xml:space="preserve"> HYPERLINK \l _Toc9591 </w:instrText>
       </w:r>
       <w:r>
         <w:fldChar w:fldCharType="separate"/>
@@ -1625,13 +1625,13 @@
         <w:fldChar w:fldCharType="begin"/>
       </w:r>
       <w:r>
-        <w:instrText xml:space="preserve"> PAGEREF _Toc12519 \h </w:instrText>
+        <w:instrText xml:space="preserve"> PAGEREF _Toc9591 \h </w:instrText>
       </w:r>
       <w:r>
         <w:fldChar w:fldCharType="separate"/>
       </w:r>
       <w:r>
-        <w:t>28</w:t>
+        <w:t>29</w:t>
       </w:r>
       <w:r>
         <w:fldChar w:fldCharType="end"/>
@@ -1651,7 +1651,7 @@
         <w:fldChar w:fldCharType="begin"/>
       </w:r>
       <w:r>
-        <w:instrText xml:space="preserve"> HYPERLINK \l _Toc9546 </w:instrText>
+        <w:instrText xml:space="preserve"> HYPERLINK \l _Toc28339 </w:instrText>
       </w:r>
       <w:r>
         <w:fldChar w:fldCharType="separate"/>
@@ -1669,13 +1669,13 @@
         <w:fldChar w:fldCharType="begin"/>
       </w:r>
       <w:r>
-        <w:instrText xml:space="preserve"> PAGEREF _Toc9546 \h </w:instrText>
+        <w:instrText xml:space="preserve"> PAGEREF _Toc28339 \h </w:instrText>
       </w:r>
       <w:r>
         <w:fldChar w:fldCharType="separate"/>
       </w:r>
       <w:r>
-        <w:t>29</w:t>
+        <w:t>30</w:t>
       </w:r>
       <w:r>
         <w:fldChar w:fldCharType="end"/>
@@ -1695,7 +1695,7 @@
         <w:fldChar w:fldCharType="begin"/>
       </w:r>
       <w:r>
-        <w:instrText xml:space="preserve"> HYPERLINK \l _Toc8425 </w:instrText>
+        <w:instrText xml:space="preserve"> HYPERLINK \l _Toc32171 </w:instrText>
       </w:r>
       <w:r>
         <w:fldChar w:fldCharType="separate"/>
@@ -1713,13 +1713,13 @@
         <w:fldChar w:fldCharType="begin"/>
       </w:r>
       <w:r>
-        <w:instrText xml:space="preserve"> PAGEREF _Toc8425 \h </w:instrText>
+        <w:instrText xml:space="preserve"> PAGEREF _Toc32171 \h </w:instrText>
       </w:r>
       <w:r>
         <w:fldChar w:fldCharType="separate"/>
       </w:r>
       <w:r>
-        <w:t>29</w:t>
+        <w:t>30</w:t>
       </w:r>
       <w:r>
         <w:fldChar w:fldCharType="end"/>
@@ -1739,7 +1739,7 @@
         <w:fldChar w:fldCharType="begin"/>
       </w:r>
       <w:r>
-        <w:instrText xml:space="preserve"> HYPERLINK \l _Toc9958 </w:instrText>
+        <w:instrText xml:space="preserve"> HYPERLINK \l _Toc23277 </w:instrText>
       </w:r>
       <w:r>
         <w:fldChar w:fldCharType="separate"/>
@@ -1757,13 +1757,13 @@
         <w:fldChar w:fldCharType="begin"/>
       </w:r>
       <w:r>
-        <w:instrText xml:space="preserve"> PAGEREF _Toc9958 \h </w:instrText>
+        <w:instrText xml:space="preserve"> PAGEREF _Toc23277 \h </w:instrText>
       </w:r>
       <w:r>
         <w:fldChar w:fldCharType="separate"/>
       </w:r>
       <w:r>
-        <w:t>29</w:t>
+        <w:t>30</w:t>
       </w:r>
       <w:r>
         <w:fldChar w:fldCharType="end"/>
@@ -1783,7 +1783,7 @@
         <w:fldChar w:fldCharType="begin"/>
       </w:r>
       <w:r>
-        <w:instrText xml:space="preserve"> HYPERLINK \l _Toc24783 </w:instrText>
+        <w:instrText xml:space="preserve"> HYPERLINK \l _Toc1562 </w:instrText>
       </w:r>
       <w:r>
         <w:fldChar w:fldCharType="separate"/>
@@ -1801,13 +1801,13 @@
         <w:fldChar w:fldCharType="begin"/>
       </w:r>
       <w:r>
-        <w:instrText xml:space="preserve"> PAGEREF _Toc24783 \h </w:instrText>
+        <w:instrText xml:space="preserve"> PAGEREF _Toc1562 \h </w:instrText>
       </w:r>
       <w:r>
         <w:fldChar w:fldCharType="separate"/>
       </w:r>
       <w:r>
-        <w:t>29</w:t>
+        <w:t>30</w:t>
       </w:r>
       <w:r>
         <w:fldChar w:fldCharType="end"/>
@@ -1827,7 +1827,7 @@
         <w:fldChar w:fldCharType="begin"/>
       </w:r>
       <w:r>
-        <w:instrText xml:space="preserve"> HYPERLINK \l _Toc27685 </w:instrText>
+        <w:instrText xml:space="preserve"> HYPERLINK \l _Toc22376 </w:instrText>
       </w:r>
       <w:r>
         <w:fldChar w:fldCharType="separate"/>
@@ -1842,13 +1842,13 @@
         <w:fldChar w:fldCharType="begin"/>
       </w:r>
       <w:r>
-        <w:instrText xml:space="preserve"> PAGEREF _Toc27685 \h </w:instrText>
+        <w:instrText xml:space="preserve"> PAGEREF _Toc22376 \h </w:instrText>
       </w:r>
       <w:r>
         <w:fldChar w:fldCharType="separate"/>
       </w:r>
       <w:r>
-        <w:t>35</w:t>
+        <w:t>36</w:t>
       </w:r>
       <w:r>
         <w:fldChar w:fldCharType="end"/>
@@ -1868,7 +1868,7 @@
         <w:fldChar w:fldCharType="begin"/>
       </w:r>
       <w:r>
-        <w:instrText xml:space="preserve"> HYPERLINK \l _Toc2270 </w:instrText>
+        <w:instrText xml:space="preserve"> HYPERLINK \l _Toc22506 </w:instrText>
       </w:r>
       <w:r>
         <w:fldChar w:fldCharType="separate"/>
@@ -1883,13 +1883,13 @@
         <w:fldChar w:fldCharType="begin"/>
       </w:r>
       <w:r>
-        <w:instrText xml:space="preserve"> PAGEREF _Toc2270 \h </w:instrText>
+        <w:instrText xml:space="preserve"> PAGEREF _Toc22506 \h </w:instrText>
       </w:r>
       <w:r>
         <w:fldChar w:fldCharType="separate"/>
       </w:r>
       <w:r>
-        <w:t>35</w:t>
+        <w:t>36</w:t>
       </w:r>
       <w:r>
         <w:fldChar w:fldCharType="end"/>
@@ -1909,7 +1909,7 @@
         <w:fldChar w:fldCharType="begin"/>
       </w:r>
       <w:r>
-        <w:instrText xml:space="preserve"> HYPERLINK \l _Toc30899 </w:instrText>
+        <w:instrText xml:space="preserve"> HYPERLINK \l _Toc29263 </w:instrText>
       </w:r>
       <w:r>
         <w:fldChar w:fldCharType="separate"/>
@@ -1924,13 +1924,13 @@
         <w:fldChar w:fldCharType="begin"/>
       </w:r>
       <w:r>
-        <w:instrText xml:space="preserve"> PAGEREF _Toc30899 \h </w:instrText>
+        <w:instrText xml:space="preserve"> PAGEREF _Toc29263 \h </w:instrText>
       </w:r>
       <w:r>
         <w:fldChar w:fldCharType="separate"/>
       </w:r>
       <w:r>
-        <w:t>35</w:t>
+        <w:t>36</w:t>
       </w:r>
       <w:r>
         <w:fldChar w:fldCharType="end"/>
@@ -1950,7 +1950,7 @@
         <w:fldChar w:fldCharType="begin"/>
       </w:r>
       <w:r>
-        <w:instrText xml:space="preserve"> HYPERLINK \l _Toc4261 </w:instrText>
+        <w:instrText xml:space="preserve"> HYPERLINK \l _Toc9170 </w:instrText>
       </w:r>
       <w:r>
         <w:fldChar w:fldCharType="separate"/>
@@ -1965,13 +1965,13 @@
         <w:fldChar w:fldCharType="begin"/>
       </w:r>
       <w:r>
-        <w:instrText xml:space="preserve"> PAGEREF _Toc4261 \h </w:instrText>
+        <w:instrText xml:space="preserve"> PAGEREF _Toc9170 \h </w:instrText>
       </w:r>
       <w:r>
         <w:fldChar w:fldCharType="separate"/>
       </w:r>
       <w:r>
-        <w:t>37</w:t>
+        <w:t>38</w:t>
       </w:r>
       <w:r>
         <w:fldChar w:fldCharType="end"/>
@@ -1991,7 +1991,7 @@
         <w:fldChar w:fldCharType="begin"/>
       </w:r>
       <w:r>
-        <w:instrText xml:space="preserve"> HYPERLINK \l _Toc9771 </w:instrText>
+        <w:instrText xml:space="preserve"> HYPERLINK \l _Toc20455 </w:instrText>
       </w:r>
       <w:r>
         <w:fldChar w:fldCharType="separate"/>
@@ -2006,13 +2006,13 @@
         <w:fldChar w:fldCharType="begin"/>
       </w:r>
       <w:r>
-        <w:instrText xml:space="preserve"> PAGEREF _Toc9771 \h </w:instrText>
+        <w:instrText xml:space="preserve"> PAGEREF _Toc20455 \h </w:instrText>
       </w:r>
       <w:r>
         <w:fldChar w:fldCharType="separate"/>
       </w:r>
       <w:r>
-        <w:t>39</w:t>
+        <w:t>40</w:t>
       </w:r>
       <w:r>
         <w:fldChar w:fldCharType="end"/>
@@ -2032,7 +2032,7 @@
         <w:fldChar w:fldCharType="begin"/>
       </w:r>
       <w:r>
-        <w:instrText xml:space="preserve"> HYPERLINK \l _Toc21109 </w:instrText>
+        <w:instrText xml:space="preserve"> HYPERLINK \l _Toc448 </w:instrText>
       </w:r>
       <w:r>
         <w:fldChar w:fldCharType="separate"/>
@@ -2047,13 +2047,13 @@
         <w:fldChar w:fldCharType="begin"/>
       </w:r>
       <w:r>
-        <w:instrText xml:space="preserve"> PAGEREF _Toc21109 \h </w:instrText>
+        <w:instrText xml:space="preserve"> PAGEREF _Toc448 \h </w:instrText>
       </w:r>
       <w:r>
         <w:fldChar w:fldCharType="separate"/>
       </w:r>
       <w:r>
-        <w:t>40</w:t>
+        <w:t>41</w:t>
       </w:r>
       <w:r>
         <w:fldChar w:fldCharType="end"/>
@@ -2073,7 +2073,7 @@
         <w:fldChar w:fldCharType="begin"/>
       </w:r>
       <w:r>
-        <w:instrText xml:space="preserve"> HYPERLINK \l _Toc14391 </w:instrText>
+        <w:instrText xml:space="preserve"> HYPERLINK \l _Toc8733 </w:instrText>
       </w:r>
       <w:r>
         <w:fldChar w:fldCharType="separate"/>
@@ -2088,13 +2088,13 @@
         <w:fldChar w:fldCharType="begin"/>
       </w:r>
       <w:r>
-        <w:instrText xml:space="preserve"> PAGEREF _Toc14391 \h </w:instrText>
+        <w:instrText xml:space="preserve"> PAGEREF _Toc8733 \h </w:instrText>
       </w:r>
       <w:r>
         <w:fldChar w:fldCharType="separate"/>
       </w:r>
       <w:r>
-        <w:t>41</w:t>
+        <w:t>42</w:t>
       </w:r>
       <w:r>
         <w:fldChar w:fldCharType="end"/>
@@ -2112,7 +2112,7 @@
       <w:pPr>
         <w:pStyle w:val="3"/>
       </w:pPr>
-      <w:bookmarkStart w:id="0" w:name="_Toc16937"/>
+      <w:bookmarkStart w:id="0" w:name="_Toc9450"/>
       <w:r>
         <w:t>第1章 概 述</w:t>
       </w:r>
@@ -2123,7 +2123,7 @@
         <w:pStyle w:val="4"/>
         <w:ind w:firstLine="0"/>
       </w:pPr>
-      <w:bookmarkStart w:id="1" w:name="_Toc6649"/>
+      <w:bookmarkStart w:id="1" w:name="_Toc14980"/>
       <w:r>
         <w:rPr>
           <w:rFonts w:ascii="黑体" w:hAnsi="黑体" w:eastAsia="黑体"/>
@@ -2184,7 +2184,7 @@
         <w:pStyle w:val="4"/>
         <w:ind w:firstLine="0"/>
       </w:pPr>
-      <w:bookmarkStart w:id="2" w:name="_Toc498"/>
+      <w:bookmarkStart w:id="2" w:name="_Toc16168"/>
       <w:r>
         <w:rPr>
           <w:rFonts w:ascii="黑体" w:hAnsi="黑体" w:eastAsia="黑体"/>
@@ -2260,7 +2260,7 @@
         <w:pStyle w:val="4"/>
         <w:ind w:firstLine="0"/>
       </w:pPr>
-      <w:bookmarkStart w:id="3" w:name="_Toc23866"/>
+      <w:bookmarkStart w:id="3" w:name="_Toc23887"/>
       <w:r>
         <w:rPr>
           <w:rFonts w:ascii="黑体" w:hAnsi="黑体" w:eastAsia="黑体"/>
@@ -2276,7 +2276,7 @@
         <w:pStyle w:val="5"/>
         <w:ind w:firstLine="0"/>
       </w:pPr>
-      <w:bookmarkStart w:id="4" w:name="_Toc11640"/>
+      <w:bookmarkStart w:id="4" w:name="_Toc18771"/>
       <w:r>
         <w:rPr>
           <w:rFonts w:ascii="黑体" w:hAnsi="黑体" w:eastAsia="黑体"/>
@@ -2352,7 +2352,7 @@
         <w:pStyle w:val="5"/>
         <w:ind w:firstLine="0"/>
       </w:pPr>
-      <w:bookmarkStart w:id="5" w:name="_Toc875"/>
+      <w:bookmarkStart w:id="5" w:name="_Toc4561"/>
       <w:r>
         <w:rPr>
           <w:rFonts w:ascii="黑体" w:hAnsi="黑体" w:eastAsia="黑体"/>
@@ -2398,7 +2398,7 @@
         <w:pStyle w:val="5"/>
         <w:ind w:firstLine="0"/>
       </w:pPr>
-      <w:bookmarkStart w:id="6" w:name="_Toc9916"/>
+      <w:bookmarkStart w:id="6" w:name="_Toc13032"/>
       <w:r>
         <w:rPr>
           <w:rFonts w:ascii="黑体" w:hAnsi="黑体" w:eastAsia="黑体"/>
@@ -2489,7 +2489,7 @@
         <w:pStyle w:val="5"/>
         <w:ind w:firstLine="0"/>
       </w:pPr>
-      <w:bookmarkStart w:id="7" w:name="_Toc8634"/>
+      <w:bookmarkStart w:id="7" w:name="_Toc16222"/>
       <w:r>
         <w:rPr>
           <w:rFonts w:ascii="黑体" w:hAnsi="黑体" w:eastAsia="黑体"/>
@@ -2595,7 +2595,7 @@
         <w:pStyle w:val="4"/>
         <w:ind w:firstLine="0"/>
       </w:pPr>
-      <w:bookmarkStart w:id="8" w:name="_Toc17564"/>
+      <w:bookmarkStart w:id="8" w:name="_Toc27766"/>
       <w:r>
         <w:rPr>
           <w:rFonts w:ascii="黑体" w:hAnsi="黑体" w:eastAsia="黑体"/>
@@ -2730,7 +2730,7 @@
       <w:pPr>
         <w:pStyle w:val="3"/>
       </w:pPr>
-      <w:bookmarkStart w:id="9" w:name="_Toc6223"/>
+      <w:bookmarkStart w:id="9" w:name="_Toc18608"/>
       <w:r>
         <w:t>第2章 系统设计</w:t>
       </w:r>
@@ -2741,7 +2741,7 @@
         <w:pStyle w:val="4"/>
         <w:ind w:firstLine="0"/>
       </w:pPr>
-      <w:bookmarkStart w:id="10" w:name="_Toc16477"/>
+      <w:bookmarkStart w:id="10" w:name="_Toc14508"/>
       <w:r>
         <w:t>2.1 系统功能模块设计</w:t>
       </w:r>
@@ -3024,8 +3024,8 @@
       <w:r>
         <w:drawing>
           <wp:inline distT="0" distB="0" distL="114300" distR="114300">
-            <wp:extent cx="5399405" cy="2738120"/>
-            <wp:effectExtent l="0" t="0" r="10795" b="5080"/>
+            <wp:extent cx="5579745" cy="6263640"/>
+            <wp:effectExtent l="0" t="0" r="8255" b="10160"/>
             <wp:docPr id="1" name="Picture 1"/>
             <wp:cNvGraphicFramePr>
               <a:graphicFrameLocks xmlns:a="http://schemas.openxmlformats.org/drawingml/2006/main" noChangeAspect="1"/>
@@ -3048,7 +3048,7 @@
                   <pic:spPr>
                     <a:xfrm>
                       <a:off x="0" y="0"/>
-                      <a:ext cx="5400000" cy="2738323"/>
+                      <a:ext cx="5580000" cy="6264102"/>
                     </a:xfrm>
                     <a:prstGeom prst="rect">
                       <a:avLst/>
@@ -3085,7 +3085,7 @@
         <w:pStyle w:val="4"/>
         <w:ind w:firstLine="0"/>
       </w:pPr>
-      <w:bookmarkStart w:id="11" w:name="_Toc5678"/>
+      <w:bookmarkStart w:id="11" w:name="_Toc3371"/>
       <w:r>
         <w:t>2.2 数据库设计</w:t>
       </w:r>
@@ -4373,12 +4373,6 @@
             <w:insideH w:val="single" w:color="auto" w:sz="6" w:space="0"/>
             <w:insideV w:val="single" w:color="auto" w:sz="6" w:space="0"/>
           </w:tblBorders>
-          <w:tblCellMar>
-            <w:top w:w="0" w:type="dxa"/>
-            <w:left w:w="108" w:type="dxa"/>
-            <w:bottom w:w="0" w:type="dxa"/>
-            <w:right w:w="108" w:type="dxa"/>
-          </w:tblCellMar>
         </w:tblPrEx>
         <w:trPr>
           <w:jc w:val="center"/>
@@ -7980,7 +7974,7 @@
       <w:pPr>
         <w:pStyle w:val="3"/>
       </w:pPr>
-      <w:bookmarkStart w:id="12" w:name="_Toc17532"/>
+      <w:bookmarkStart w:id="12" w:name="_Toc19207"/>
       <w:r>
         <w:t>第3章 系统的详细设计及实现</w:t>
       </w:r>
@@ -7991,7 +7985,7 @@
         <w:pStyle w:val="4"/>
         <w:ind w:firstLine="0"/>
       </w:pPr>
-      <w:bookmarkStart w:id="13" w:name="_Toc7490"/>
+      <w:bookmarkStart w:id="13" w:name="_Toc9563"/>
       <w:r>
         <w:rPr>
           <w:rFonts w:ascii="黑体" w:hAnsi="黑体" w:eastAsia="黑体"/>
@@ -8022,7 +8016,7 @@
         <w:pStyle w:val="5"/>
         <w:ind w:firstLine="0"/>
       </w:pPr>
-      <w:bookmarkStart w:id="14" w:name="_Toc20241"/>
+      <w:bookmarkStart w:id="14" w:name="_Toc18653"/>
       <w:r>
         <w:rPr>
           <w:rFonts w:ascii="黑体" w:hAnsi="黑体" w:eastAsia="黑体"/>
@@ -8839,7 +8833,7 @@
         <w:pStyle w:val="5"/>
         <w:ind w:firstLine="0"/>
       </w:pPr>
-      <w:bookmarkStart w:id="15" w:name="_Toc4019"/>
+      <w:bookmarkStart w:id="15" w:name="_Toc15433"/>
       <w:r>
         <w:rPr>
           <w:rFonts w:ascii="黑体" w:hAnsi="黑体" w:eastAsia="黑体"/>
@@ -9161,7 +9155,7 @@
         <w:pStyle w:val="5"/>
         <w:ind w:firstLine="0"/>
       </w:pPr>
-      <w:bookmarkStart w:id="16" w:name="_Toc27724"/>
+      <w:bookmarkStart w:id="16" w:name="_Toc10201"/>
       <w:r>
         <w:rPr>
           <w:rFonts w:ascii="黑体" w:hAnsi="黑体" w:eastAsia="黑体"/>
@@ -9707,7 +9701,7 @@
         <w:pStyle w:val="4"/>
         <w:ind w:firstLine="0"/>
       </w:pPr>
-      <w:bookmarkStart w:id="17" w:name="_Toc22771"/>
+      <w:bookmarkStart w:id="17" w:name="_Toc13472"/>
       <w:r>
         <w:rPr>
           <w:rFonts w:ascii="黑体" w:hAnsi="黑体" w:eastAsia="黑体"/>
@@ -9738,7 +9732,7 @@
         <w:pStyle w:val="5"/>
         <w:ind w:firstLine="0"/>
       </w:pPr>
-      <w:bookmarkStart w:id="18" w:name="_Toc12755"/>
+      <w:bookmarkStart w:id="18" w:name="_Toc32025"/>
       <w:r>
         <w:rPr>
           <w:rFonts w:ascii="黑体" w:hAnsi="黑体" w:eastAsia="黑体"/>
@@ -9803,7 +9797,7 @@
         <w:pStyle w:val="5"/>
         <w:ind w:firstLine="0"/>
       </w:pPr>
-      <w:bookmarkStart w:id="19" w:name="_Toc6183"/>
+      <w:bookmarkStart w:id="19" w:name="_Toc32687"/>
       <w:r>
         <w:rPr>
           <w:rFonts w:ascii="黑体" w:hAnsi="黑体" w:eastAsia="黑体"/>
@@ -10599,7 +10593,7 @@
         <w:pStyle w:val="4"/>
         <w:ind w:firstLine="0"/>
       </w:pPr>
-      <w:bookmarkStart w:id="20" w:name="_Toc27140"/>
+      <w:bookmarkStart w:id="20" w:name="_Toc10904"/>
       <w:r>
         <w:rPr>
           <w:rFonts w:ascii="黑体" w:hAnsi="黑体" w:eastAsia="黑体"/>
@@ -10630,7 +10624,7 @@
         <w:pStyle w:val="5"/>
         <w:ind w:firstLine="0"/>
       </w:pPr>
-      <w:bookmarkStart w:id="21" w:name="_Toc7888"/>
+      <w:bookmarkStart w:id="21" w:name="_Toc32207"/>
       <w:r>
         <w:rPr>
           <w:rFonts w:ascii="黑体" w:hAnsi="黑体" w:eastAsia="黑体"/>
@@ -10695,7 +10689,7 @@
         <w:pStyle w:val="5"/>
         <w:ind w:firstLine="0"/>
       </w:pPr>
-      <w:bookmarkStart w:id="22" w:name="_Toc5746"/>
+      <w:bookmarkStart w:id="22" w:name="_Toc1158"/>
       <w:r>
         <w:rPr>
           <w:rFonts w:ascii="黑体" w:hAnsi="黑体" w:eastAsia="黑体"/>
@@ -11079,7 +11073,7 @@
         <w:pStyle w:val="4"/>
         <w:ind w:firstLine="0"/>
       </w:pPr>
-      <w:bookmarkStart w:id="23" w:name="_Toc28139"/>
+      <w:bookmarkStart w:id="23" w:name="_Toc15035"/>
       <w:r>
         <w:rPr>
           <w:rFonts w:ascii="黑体" w:hAnsi="黑体" w:eastAsia="黑体"/>
@@ -11110,7 +11104,7 @@
         <w:pStyle w:val="5"/>
         <w:ind w:firstLine="0"/>
       </w:pPr>
-      <w:bookmarkStart w:id="24" w:name="_Toc27409"/>
+      <w:bookmarkStart w:id="24" w:name="_Toc5818"/>
       <w:r>
         <w:rPr>
           <w:rFonts w:ascii="黑体" w:hAnsi="黑体" w:eastAsia="黑体"/>
@@ -11175,7 +11169,7 @@
         <w:pStyle w:val="5"/>
         <w:ind w:firstLine="0"/>
       </w:pPr>
-      <w:bookmarkStart w:id="25" w:name="_Toc27871"/>
+      <w:bookmarkStart w:id="25" w:name="_Toc11734"/>
       <w:r>
         <w:rPr>
           <w:rFonts w:ascii="黑体" w:hAnsi="黑体" w:eastAsia="黑体"/>
@@ -12596,7 +12590,7 @@
         <w:pStyle w:val="4"/>
         <w:ind w:firstLine="0"/>
       </w:pPr>
-      <w:bookmarkStart w:id="26" w:name="_Toc12263"/>
+      <w:bookmarkStart w:id="26" w:name="_Toc12903"/>
       <w:r>
         <w:rPr>
           <w:rFonts w:ascii="黑体" w:hAnsi="黑体" w:eastAsia="黑体"/>
@@ -12627,7 +12621,7 @@
         <w:pStyle w:val="5"/>
         <w:ind w:firstLine="0"/>
       </w:pPr>
-      <w:bookmarkStart w:id="27" w:name="_Toc12519"/>
+      <w:bookmarkStart w:id="27" w:name="_Toc9591"/>
       <w:r>
         <w:rPr>
           <w:rFonts w:ascii="黑体" w:hAnsi="黑体" w:eastAsia="黑体"/>
@@ -12692,7 +12686,7 @@
         <w:pStyle w:val="5"/>
         <w:ind w:firstLine="0"/>
       </w:pPr>
-      <w:bookmarkStart w:id="28" w:name="_Toc9546"/>
+      <w:bookmarkStart w:id="28" w:name="_Toc28339"/>
       <w:r>
         <w:rPr>
           <w:rFonts w:ascii="黑体" w:hAnsi="黑体" w:eastAsia="黑体"/>
@@ -12723,7 +12717,7 @@
         <w:pStyle w:val="4"/>
         <w:ind w:firstLine="0"/>
       </w:pPr>
-      <w:bookmarkStart w:id="29" w:name="_Toc8425"/>
+      <w:bookmarkStart w:id="29" w:name="_Toc32171"/>
       <w:r>
         <w:rPr>
           <w:rFonts w:ascii="黑体" w:hAnsi="黑体" w:eastAsia="黑体"/>
@@ -12754,7 +12748,7 @@
         <w:pStyle w:val="5"/>
         <w:ind w:firstLine="0"/>
       </w:pPr>
-      <w:bookmarkStart w:id="30" w:name="_Toc9958"/>
+      <w:bookmarkStart w:id="30" w:name="_Toc23277"/>
       <w:r>
         <w:rPr>
           <w:rFonts w:ascii="黑体" w:hAnsi="黑体" w:eastAsia="黑体"/>
@@ -12819,7 +12813,7 @@
         <w:pStyle w:val="5"/>
         <w:ind w:firstLine="0"/>
       </w:pPr>
-      <w:bookmarkStart w:id="31" w:name="_Toc24783"/>
+      <w:bookmarkStart w:id="31" w:name="_Toc1562"/>
       <w:r>
         <w:rPr>
           <w:rFonts w:ascii="黑体" w:hAnsi="黑体" w:eastAsia="黑体"/>
@@ -14832,7 +14826,7 @@
       <w:pPr>
         <w:pStyle w:val="3"/>
       </w:pPr>
-      <w:bookmarkStart w:id="32" w:name="_Toc27685"/>
+      <w:bookmarkStart w:id="32" w:name="_Toc22376"/>
       <w:r>
         <w:t>第4章 系统测试</w:t>
       </w:r>
@@ -14858,7 +14852,7 @@
         <w:pStyle w:val="4"/>
         <w:ind w:firstLine="0"/>
       </w:pPr>
-      <w:bookmarkStart w:id="33" w:name="_Toc2270"/>
+      <w:bookmarkStart w:id="33" w:name="_Toc22506"/>
       <w:r>
         <w:t>4.1 系统测试的原则</w:t>
       </w:r>
@@ -14989,7 +14983,7 @@
         <w:pStyle w:val="4"/>
         <w:ind w:firstLine="0"/>
       </w:pPr>
-      <w:bookmarkStart w:id="34" w:name="_Toc30899"/>
+      <w:bookmarkStart w:id="34" w:name="_Toc29263"/>
       <w:r>
         <w:t>4.2 测试结果</w:t>
       </w:r>
@@ -17567,7 +17561,7 @@
       <w:pPr>
         <w:pStyle w:val="3"/>
       </w:pPr>
-      <w:bookmarkStart w:id="35" w:name="_Toc4261"/>
+      <w:bookmarkStart w:id="35" w:name="_Toc9170"/>
       <w:r>
         <w:t>结 论</w:t>
       </w:r>
@@ -17891,7 +17885,7 @@
       <w:pPr>
         <w:pStyle w:val="3"/>
       </w:pPr>
-      <w:bookmarkStart w:id="36" w:name="_Toc9771"/>
+      <w:bookmarkStart w:id="36" w:name="_Toc20455"/>
       <w:r>
         <w:t>参考文献</w:t>
       </w:r>
@@ -18030,7 +18024,7 @@
         <w:pStyle w:val="3"/>
         <w:jc w:val="left"/>
       </w:pPr>
-      <w:bookmarkStart w:id="37" w:name="_Toc21109"/>
+      <w:bookmarkStart w:id="37" w:name="_Toc448"/>
       <w:r>
         <w:t>附录1团队开发会议记录1</w:t>
       </w:r>
@@ -19444,7 +19438,7 @@
         <w:pStyle w:val="3"/>
         <w:jc w:val="left"/>
       </w:pPr>
-      <w:bookmarkStart w:id="38" w:name="_Toc14391"/>
+      <w:bookmarkStart w:id="38" w:name="_Toc8733"/>
       <w:r>
         <w:t>附录2团队开发会议记录2</w:t>
       </w:r>
@@ -21815,14 +21809,6 @@
       </w:tr>
       <w:tr>
         <w:tblPrEx>
-          <w:tblBorders>
-            <w:top w:val="single" w:color="auto" w:sz="4" w:space="0"/>
-            <w:left w:val="single" w:color="auto" w:sz="0" w:space="0"/>
-            <w:bottom w:val="single" w:color="auto" w:sz="4" w:space="0"/>
-            <w:right w:val="single" w:color="auto" w:sz="0" w:space="0"/>
-            <w:insideH w:val="single" w:color="auto" w:sz="4" w:space="0"/>
-            <w:insideV w:val="single" w:color="auto" w:sz="4" w:space="0"/>
-          </w:tblBorders>
           <w:tblCellMar>
             <w:top w:w="0" w:type="dxa"/>
             <w:left w:w="108" w:type="dxa"/>
@@ -22307,32 +22293,32 @@
     <w:lsdException w:uiPriority="99" w:name="endnote reference"/>
     <w:lsdException w:uiPriority="99" w:name="endnote text"/>
     <w:lsdException w:uiPriority="99" w:name="table of authorities"/>
-    <w:lsdException w:uiPriority="99" w:semiHidden="0" w:name="macro"/>
+    <w:lsdException w:qFormat="1" w:uiPriority="99" w:semiHidden="0" w:name="macro"/>
     <w:lsdException w:uiPriority="99" w:name="toa heading"/>
-    <w:lsdException w:uiPriority="99" w:semiHidden="0" w:name="List"/>
-    <w:lsdException w:uiPriority="99" w:semiHidden="0" w:name="List Bullet"/>
-    <w:lsdException w:uiPriority="99" w:semiHidden="0" w:name="List Number"/>
-    <w:lsdException w:uiPriority="99" w:semiHidden="0" w:name="List 2"/>
-    <w:lsdException w:uiPriority="99" w:semiHidden="0" w:name="List 3"/>
+    <w:lsdException w:qFormat="1" w:uiPriority="99" w:semiHidden="0" w:name="List"/>
+    <w:lsdException w:qFormat="1" w:uiPriority="99" w:semiHidden="0" w:name="List Bullet"/>
+    <w:lsdException w:qFormat="1" w:uiPriority="99" w:semiHidden="0" w:name="List Number"/>
+    <w:lsdException w:qFormat="1" w:uiPriority="99" w:semiHidden="0" w:name="List 2"/>
+    <w:lsdException w:qFormat="1" w:uiPriority="99" w:semiHidden="0" w:name="List 3"/>
     <w:lsdException w:uiPriority="99" w:name="List 4"/>
     <w:lsdException w:uiPriority="99" w:name="List 5"/>
-    <w:lsdException w:uiPriority="99" w:semiHidden="0" w:name="List Bullet 2"/>
-    <w:lsdException w:uiPriority="99" w:semiHidden="0" w:name="List Bullet 3"/>
+    <w:lsdException w:qFormat="1" w:uiPriority="99" w:semiHidden="0" w:name="List Bullet 2"/>
+    <w:lsdException w:qFormat="1" w:uiPriority="99" w:semiHidden="0" w:name="List Bullet 3"/>
     <w:lsdException w:uiPriority="99" w:name="List Bullet 4"/>
     <w:lsdException w:uiPriority="99" w:name="List Bullet 5"/>
-    <w:lsdException w:uiPriority="99" w:semiHidden="0" w:name="List Number 2"/>
-    <w:lsdException w:uiPriority="99" w:semiHidden="0" w:name="List Number 3"/>
+    <w:lsdException w:qFormat="1" w:uiPriority="99" w:semiHidden="0" w:name="List Number 2"/>
+    <w:lsdException w:qFormat="1" w:uiPriority="99" w:semiHidden="0" w:name="List Number 3"/>
     <w:lsdException w:uiPriority="99" w:name="List Number 4"/>
     <w:lsdException w:uiPriority="99" w:name="List Number 5"/>
     <w:lsdException w:qFormat="1" w:unhideWhenUsed="0" w:uiPriority="10" w:semiHidden="0" w:name="Title"/>
     <w:lsdException w:uiPriority="99" w:name="Closing"/>
     <w:lsdException w:uiPriority="99" w:name="Signature"/>
-    <w:lsdException w:uiPriority="1" w:name="Default Paragraph Font"/>
-    <w:lsdException w:uiPriority="99" w:semiHidden="0" w:name="Body Text"/>
+    <w:lsdException w:qFormat="1" w:uiPriority="1" w:name="Default Paragraph Font"/>
+    <w:lsdException w:qFormat="1" w:uiPriority="99" w:semiHidden="0" w:name="Body Text"/>
     <w:lsdException w:uiPriority="99" w:name="Body Text Indent"/>
-    <w:lsdException w:uiPriority="99" w:semiHidden="0" w:name="List Continue"/>
-    <w:lsdException w:uiPriority="99" w:semiHidden="0" w:name="List Continue 2"/>
-    <w:lsdException w:uiPriority="99" w:semiHidden="0" w:name="List Continue 3"/>
+    <w:lsdException w:qFormat="1" w:uiPriority="99" w:semiHidden="0" w:name="List Continue"/>
+    <w:lsdException w:qFormat="1" w:uiPriority="99" w:semiHidden="0" w:name="List Continue 2"/>
+    <w:lsdException w:qFormat="1" w:uiPriority="99" w:semiHidden="0" w:name="List Continue 3"/>
     <w:lsdException w:uiPriority="99" w:name="List Continue 4"/>
     <w:lsdException w:uiPriority="99" w:name="List Continue 5"/>
     <w:lsdException w:uiPriority="99" w:name="Message Header"/>
@@ -22342,8 +22328,8 @@
     <w:lsdException w:uiPriority="99" w:name="Body Text First Indent"/>
     <w:lsdException w:uiPriority="99" w:name="Body Text First Indent 2"/>
     <w:lsdException w:uiPriority="99" w:name="Note Heading"/>
-    <w:lsdException w:uiPriority="99" w:semiHidden="0" w:name="Body Text 2"/>
-    <w:lsdException w:uiPriority="99" w:semiHidden="0" w:name="Body Text 3"/>
+    <w:lsdException w:qFormat="1" w:uiPriority="99" w:semiHidden="0" w:name="Body Text 2"/>
+    <w:lsdException w:qFormat="1" w:uiPriority="99" w:semiHidden="0" w:name="Body Text 3"/>
     <w:lsdException w:uiPriority="99" w:name="Body Text Indent 2"/>
     <w:lsdException w:uiPriority="99" w:name="Body Text Indent 3"/>
     <w:lsdException w:uiPriority="99" w:name="Block Text"/>
@@ -22365,7 +22351,7 @@
     <w:lsdException w:uiPriority="99" w:name="HTML Sample"/>
     <w:lsdException w:uiPriority="99" w:name="HTML Typewriter"/>
     <w:lsdException w:uiPriority="99" w:name="HTML Variable"/>
-    <w:lsdException w:uiPriority="99" w:name="Normal Table"/>
+    <w:lsdException w:qFormat="1" w:uiPriority="99" w:name="Normal Table"/>
     <w:lsdException w:uiPriority="99" w:name="annotation subject"/>
     <w:lsdException w:uiPriority="99" w:name="Table Simple 1"/>
     <w:lsdException w:uiPriority="99" w:name="Table Simple 2"/>
@@ -22410,16 +22396,16 @@
     <w:lsdException w:uiPriority="99" w:name="Table Web 2"/>
     <w:lsdException w:uiPriority="99" w:name="Table Web 3"/>
     <w:lsdException w:uiPriority="99" w:name="Balloon Text"/>
-    <w:lsdException w:unhideWhenUsed="0" w:uiPriority="59" w:semiHidden="0" w:name="Table Grid"/>
+    <w:lsdException w:qFormat="1" w:unhideWhenUsed="0" w:uiPriority="59" w:semiHidden="0" w:name="Table Grid"/>
     <w:lsdException w:uiPriority="99" w:name="Table Theme"/>
     <w:lsdException w:qFormat="1" w:unhideWhenUsed="0" w:uiPriority="1" w:semiHidden="0" w:name="No Spacing"/>
-    <w:lsdException w:unhideWhenUsed="0" w:uiPriority="60" w:semiHidden="0" w:name="Light Shading"/>
+    <w:lsdException w:qFormat="1" w:unhideWhenUsed="0" w:uiPriority="60" w:semiHidden="0" w:name="Light Shading"/>
     <w:lsdException w:qFormat="1" w:unhideWhenUsed="0" w:uiPriority="61" w:semiHidden="0" w:name="Light List"/>
-    <w:lsdException w:unhideWhenUsed="0" w:uiPriority="62" w:semiHidden="0" w:name="Light Grid"/>
-    <w:lsdException w:unhideWhenUsed="0" w:uiPriority="63" w:semiHidden="0" w:name="Medium Shading 1"/>
-    <w:lsdException w:unhideWhenUsed="0" w:uiPriority="64" w:semiHidden="0" w:name="Medium Shading 2"/>
-    <w:lsdException w:unhideWhenUsed="0" w:uiPriority="65" w:semiHidden="0" w:name="Medium List 1"/>
-    <w:lsdException w:unhideWhenUsed="0" w:uiPriority="66" w:semiHidden="0" w:name="Medium List 2"/>
+    <w:lsdException w:qFormat="1" w:unhideWhenUsed="0" w:uiPriority="62" w:semiHidden="0" w:name="Light Grid"/>
+    <w:lsdException w:qFormat="1" w:unhideWhenUsed="0" w:uiPriority="63" w:semiHidden="0" w:name="Medium Shading 1"/>
+    <w:lsdException w:qFormat="1" w:unhideWhenUsed="0" w:uiPriority="64" w:semiHidden="0" w:name="Medium Shading 2"/>
+    <w:lsdException w:qFormat="1" w:unhideWhenUsed="0" w:uiPriority="65" w:semiHidden="0" w:name="Medium List 1"/>
+    <w:lsdException w:qFormat="1" w:unhideWhenUsed="0" w:uiPriority="66" w:semiHidden="0" w:name="Medium List 2"/>
     <w:lsdException w:unhideWhenUsed="0" w:uiPriority="67" w:semiHidden="0" w:name="Medium Grid 1"/>
     <w:lsdException w:unhideWhenUsed="0" w:uiPriority="68" w:semiHidden="0" w:name="Medium Grid 2"/>
     <w:lsdException w:unhideWhenUsed="0" w:uiPriority="69" w:semiHidden="0" w:name="Medium Grid 3"/>
@@ -22427,16 +22413,16 @@
     <w:lsdException w:unhideWhenUsed="0" w:uiPriority="71" w:semiHidden="0" w:name="Colorful Shading"/>
     <w:lsdException w:unhideWhenUsed="0" w:uiPriority="72" w:semiHidden="0" w:name="Colorful List"/>
     <w:lsdException w:unhideWhenUsed="0" w:uiPriority="73" w:semiHidden="0" w:name="Colorful Grid"/>
-    <w:lsdException w:unhideWhenUsed="0" w:uiPriority="60" w:semiHidden="0" w:name="Light Shading Accent 1"/>
-    <w:lsdException w:unhideWhenUsed="0" w:uiPriority="61" w:semiHidden="0" w:name="Light List Accent 1"/>
-    <w:lsdException w:unhideWhenUsed="0" w:uiPriority="62" w:semiHidden="0" w:name="Light Grid Accent 1"/>
-    <w:lsdException w:unhideWhenUsed="0" w:uiPriority="63" w:semiHidden="0" w:name="Medium Shading 1 Accent 1"/>
-    <w:lsdException w:unhideWhenUsed="0" w:uiPriority="64" w:semiHidden="0" w:name="Medium Shading 2 Accent 1"/>
-    <w:lsdException w:unhideWhenUsed="0" w:uiPriority="65" w:semiHidden="0" w:name="Medium List 1 Accent 1"/>
+    <w:lsdException w:qFormat="1" w:unhideWhenUsed="0" w:uiPriority="60" w:semiHidden="0" w:name="Light Shading Accent 1"/>
+    <w:lsdException w:qFormat="1" w:unhideWhenUsed="0" w:uiPriority="61" w:semiHidden="0" w:name="Light List Accent 1"/>
+    <w:lsdException w:qFormat="1" w:unhideWhenUsed="0" w:uiPriority="62" w:semiHidden="0" w:name="Light Grid Accent 1"/>
+    <w:lsdException w:qFormat="1" w:unhideWhenUsed="0" w:uiPriority="63" w:semiHidden="0" w:name="Medium Shading 1 Accent 1"/>
+    <w:lsdException w:qFormat="1" w:unhideWhenUsed="0" w:uiPriority="64" w:semiHidden="0" w:name="Medium Shading 2 Accent 1"/>
+    <w:lsdException w:qFormat="1" w:unhideWhenUsed="0" w:uiPriority="65" w:semiHidden="0" w:name="Medium List 1 Accent 1"/>
     <w:lsdException w:qFormat="1" w:unhideWhenUsed="0" w:uiPriority="34" w:semiHidden="0" w:name="List Paragraph"/>
     <w:lsdException w:qFormat="1" w:unhideWhenUsed="0" w:uiPriority="29" w:semiHidden="0" w:name="Quote"/>
     <w:lsdException w:qFormat="1" w:unhideWhenUsed="0" w:uiPriority="30" w:semiHidden="0" w:name="Intense Quote"/>
-    <w:lsdException w:unhideWhenUsed="0" w:uiPriority="66" w:semiHidden="0" w:name="Medium List 2 Accent 1"/>
+    <w:lsdException w:qFormat="1" w:unhideWhenUsed="0" w:uiPriority="66" w:semiHidden="0" w:name="Medium List 2 Accent 1"/>
     <w:lsdException w:unhideWhenUsed="0" w:uiPriority="67" w:semiHidden="0" w:name="Medium Grid 1 Accent 1"/>
     <w:lsdException w:unhideWhenUsed="0" w:uiPriority="68" w:semiHidden="0" w:name="Medium Grid 2 Accent 1"/>
     <w:lsdException w:unhideWhenUsed="0" w:uiPriority="69" w:semiHidden="0" w:name="Medium Grid 3 Accent 1"/>
@@ -22444,13 +22430,13 @@
     <w:lsdException w:unhideWhenUsed="0" w:uiPriority="71" w:semiHidden="0" w:name="Colorful Shading Accent 1"/>
     <w:lsdException w:unhideWhenUsed="0" w:uiPriority="72" w:semiHidden="0" w:name="Colorful List Accent 1"/>
     <w:lsdException w:unhideWhenUsed="0" w:uiPriority="73" w:semiHidden="0" w:name="Colorful Grid Accent 1"/>
-    <w:lsdException w:unhideWhenUsed="0" w:uiPriority="60" w:semiHidden="0" w:name="Light Shading Accent 2"/>
-    <w:lsdException w:unhideWhenUsed="0" w:uiPriority="61" w:semiHidden="0" w:name="Light List Accent 2"/>
-    <w:lsdException w:unhideWhenUsed="0" w:uiPriority="62" w:semiHidden="0" w:name="Light Grid Accent 2"/>
-    <w:lsdException w:unhideWhenUsed="0" w:uiPriority="63" w:semiHidden="0" w:name="Medium Shading 1 Accent 2"/>
-    <w:lsdException w:unhideWhenUsed="0" w:uiPriority="64" w:semiHidden="0" w:name="Medium Shading 2 Accent 2"/>
-    <w:lsdException w:unhideWhenUsed="0" w:uiPriority="65" w:semiHidden="0" w:name="Medium List 1 Accent 2"/>
-    <w:lsdException w:unhideWhenUsed="0" w:uiPriority="66" w:semiHidden="0" w:name="Medium List 2 Accent 2"/>
+    <w:lsdException w:qFormat="1" w:unhideWhenUsed="0" w:uiPriority="60" w:semiHidden="0" w:name="Light Shading Accent 2"/>
+    <w:lsdException w:qFormat="1" w:unhideWhenUsed="0" w:uiPriority="61" w:semiHidden="0" w:name="Light List Accent 2"/>
+    <w:lsdException w:qFormat="1" w:unhideWhenUsed="0" w:uiPriority="62" w:semiHidden="0" w:name="Light Grid Accent 2"/>
+    <w:lsdException w:qFormat="1" w:unhideWhenUsed="0" w:uiPriority="63" w:semiHidden="0" w:name="Medium Shading 1 Accent 2"/>
+    <w:lsdException w:qFormat="1" w:unhideWhenUsed="0" w:uiPriority="64" w:semiHidden="0" w:name="Medium Shading 2 Accent 2"/>
+    <w:lsdException w:qFormat="1" w:unhideWhenUsed="0" w:uiPriority="65" w:semiHidden="0" w:name="Medium List 1 Accent 2"/>
+    <w:lsdException w:qFormat="1" w:unhideWhenUsed="0" w:uiPriority="66" w:semiHidden="0" w:name="Medium List 2 Accent 2"/>
     <w:lsdException w:unhideWhenUsed="0" w:uiPriority="67" w:semiHidden="0" w:name="Medium Grid 1 Accent 2"/>
     <w:lsdException w:unhideWhenUsed="0" w:uiPriority="68" w:semiHidden="0" w:name="Medium Grid 2 Accent 2"/>
     <w:lsdException w:unhideWhenUsed="0" w:uiPriority="69" w:semiHidden="0" w:name="Medium Grid 3 Accent 2"/>
@@ -22458,13 +22444,13 @@
     <w:lsdException w:unhideWhenUsed="0" w:uiPriority="71" w:semiHidden="0" w:name="Colorful Shading Accent 2"/>
     <w:lsdException w:unhideWhenUsed="0" w:uiPriority="72" w:semiHidden="0" w:name="Colorful List Accent 2"/>
     <w:lsdException w:unhideWhenUsed="0" w:uiPriority="73" w:semiHidden="0" w:name="Colorful Grid Accent 2"/>
-    <w:lsdException w:unhideWhenUsed="0" w:uiPriority="60" w:semiHidden="0" w:name="Light Shading Accent 3"/>
-    <w:lsdException w:unhideWhenUsed="0" w:uiPriority="61" w:semiHidden="0" w:name="Light List Accent 3"/>
-    <w:lsdException w:unhideWhenUsed="0" w:uiPriority="62" w:semiHidden="0" w:name="Light Grid Accent 3"/>
-    <w:lsdException w:unhideWhenUsed="0" w:uiPriority="63" w:semiHidden="0" w:name="Medium Shading 1 Accent 3"/>
-    <w:lsdException w:unhideWhenUsed="0" w:uiPriority="64" w:semiHidden="0" w:name="Medium Shading 2 Accent 3"/>
-    <w:lsdException w:unhideWhenUsed="0" w:uiPriority="65" w:semiHidden="0" w:name="Medium List 1 Accent 3"/>
-    <w:lsdException w:unhideWhenUsed="0" w:uiPriority="66" w:semiHidden="0" w:name="Medium List 2 Accent 3"/>
+    <w:lsdException w:qFormat="1" w:unhideWhenUsed="0" w:uiPriority="60" w:semiHidden="0" w:name="Light Shading Accent 3"/>
+    <w:lsdException w:qFormat="1" w:unhideWhenUsed="0" w:uiPriority="61" w:semiHidden="0" w:name="Light List Accent 3"/>
+    <w:lsdException w:qFormat="1" w:unhideWhenUsed="0" w:uiPriority="62" w:semiHidden="0" w:name="Light Grid Accent 3"/>
+    <w:lsdException w:qFormat="1" w:unhideWhenUsed="0" w:uiPriority="63" w:semiHidden="0" w:name="Medium Shading 1 Accent 3"/>
+    <w:lsdException w:qFormat="1" w:unhideWhenUsed="0" w:uiPriority="64" w:semiHidden="0" w:name="Medium Shading 2 Accent 3"/>
+    <w:lsdException w:qFormat="1" w:unhideWhenUsed="0" w:uiPriority="65" w:semiHidden="0" w:name="Medium List 1 Accent 3"/>
+    <w:lsdException w:qFormat="1" w:unhideWhenUsed="0" w:uiPriority="66" w:semiHidden="0" w:name="Medium List 2 Accent 3"/>
     <w:lsdException w:unhideWhenUsed="0" w:uiPriority="67" w:semiHidden="0" w:name="Medium Grid 1 Accent 3"/>
     <w:lsdException w:unhideWhenUsed="0" w:uiPriority="68" w:semiHidden="0" w:name="Medium Grid 2 Accent 3"/>
     <w:lsdException w:unhideWhenUsed="0" w:uiPriority="69" w:semiHidden="0" w:name="Medium Grid 3 Accent 3"/>
@@ -22472,13 +22458,13 @@
     <w:lsdException w:unhideWhenUsed="0" w:uiPriority="71" w:semiHidden="0" w:name="Colorful Shading Accent 3"/>
     <w:lsdException w:unhideWhenUsed="0" w:uiPriority="72" w:semiHidden="0" w:name="Colorful List Accent 3"/>
     <w:lsdException w:unhideWhenUsed="0" w:uiPriority="73" w:semiHidden="0" w:name="Colorful Grid Accent 3"/>
-    <w:lsdException w:unhideWhenUsed="0" w:uiPriority="60" w:semiHidden="0" w:name="Light Shading Accent 4"/>
-    <w:lsdException w:unhideWhenUsed="0" w:uiPriority="61" w:semiHidden="0" w:name="Light List Accent 4"/>
-    <w:lsdException w:unhideWhenUsed="0" w:uiPriority="62" w:semiHidden="0" w:name="Light Grid Accent 4"/>
-    <w:lsdException w:unhideWhenUsed="0" w:uiPriority="63" w:semiHidden="0" w:name="Medium Shading 1 Accent 4"/>
-    <w:lsdException w:unhideWhenUsed="0" w:uiPriority="64" w:semiHidden="0" w:name="Medium Shading 2 Accent 4"/>
-    <w:lsdException w:unhideWhenUsed="0" w:uiPriority="65" w:semiHidden="0" w:name="Medium List 1 Accent 4"/>
-    <w:lsdException w:unhideWhenUsed="0" w:uiPriority="66" w:semiHidden="0" w:name="Medium List 2 Accent 4"/>
+    <w:lsdException w:qFormat="1" w:unhideWhenUsed="0" w:uiPriority="60" w:semiHidden="0" w:name="Light Shading Accent 4"/>
+    <w:lsdException w:qFormat="1" w:unhideWhenUsed="0" w:uiPriority="61" w:semiHidden="0" w:name="Light List Accent 4"/>
+    <w:lsdException w:qFormat="1" w:unhideWhenUsed="0" w:uiPriority="62" w:semiHidden="0" w:name="Light Grid Accent 4"/>
+    <w:lsdException w:qFormat="1" w:unhideWhenUsed="0" w:uiPriority="63" w:semiHidden="0" w:name="Medium Shading 1 Accent 4"/>
+    <w:lsdException w:qFormat="1" w:unhideWhenUsed="0" w:uiPriority="64" w:semiHidden="0" w:name="Medium Shading 2 Accent 4"/>
+    <w:lsdException w:qFormat="1" w:unhideWhenUsed="0" w:uiPriority="65" w:semiHidden="0" w:name="Medium List 1 Accent 4"/>
+    <w:lsdException w:qFormat="1" w:unhideWhenUsed="0" w:uiPriority="66" w:semiHidden="0" w:name="Medium List 2 Accent 4"/>
     <w:lsdException w:unhideWhenUsed="0" w:uiPriority="67" w:semiHidden="0" w:name="Medium Grid 1 Accent 4"/>
     <w:lsdException w:unhideWhenUsed="0" w:uiPriority="68" w:semiHidden="0" w:name="Medium Grid 2 Accent 4"/>
     <w:lsdException w:unhideWhenUsed="0" w:uiPriority="69" w:semiHidden="0" w:name="Medium Grid 3 Accent 4"/>
@@ -22486,13 +22472,13 @@
     <w:lsdException w:unhideWhenUsed="0" w:uiPriority="71" w:semiHidden="0" w:name="Colorful Shading Accent 4"/>
     <w:lsdException w:unhideWhenUsed="0" w:uiPriority="72" w:semiHidden="0" w:name="Colorful List Accent 4"/>
     <w:lsdException w:unhideWhenUsed="0" w:uiPriority="73" w:semiHidden="0" w:name="Colorful Grid Accent 4"/>
-    <w:lsdException w:unhideWhenUsed="0" w:uiPriority="60" w:semiHidden="0" w:name="Light Shading Accent 5"/>
-    <w:lsdException w:unhideWhenUsed="0" w:uiPriority="61" w:semiHidden="0" w:name="Light List Accent 5"/>
-    <w:lsdException w:unhideWhenUsed="0" w:uiPriority="62" w:semiHidden="0" w:name="Light Grid Accent 5"/>
-    <w:lsdException w:unhideWhenUsed="0" w:uiPriority="63" w:semiHidden="0" w:name="Medium Shading 1 Accent 5"/>
-    <w:lsdException w:unhideWhenUsed="0" w:uiPriority="64" w:semiHidden="0" w:name="Medium Shading 2 Accent 5"/>
-    <w:lsdException w:unhideWhenUsed="0" w:uiPriority="65" w:semiHidden="0" w:name="Medium List 1 Accent 5"/>
-    <w:lsdException w:unhideWhenUsed="0" w:uiPriority="66" w:semiHidden="0" w:name="Medium List 2 Accent 5"/>
+    <w:lsdException w:qFormat="1" w:unhideWhenUsed="0" w:uiPriority="60" w:semiHidden="0" w:name="Light Shading Accent 5"/>
+    <w:lsdException w:qFormat="1" w:unhideWhenUsed="0" w:uiPriority="61" w:semiHidden="0" w:name="Light List Accent 5"/>
+    <w:lsdException w:qFormat="1" w:unhideWhenUsed="0" w:uiPriority="62" w:semiHidden="0" w:name="Light Grid Accent 5"/>
+    <w:lsdException w:qFormat="1" w:unhideWhenUsed="0" w:uiPriority="63" w:semiHidden="0" w:name="Medium Shading 1 Accent 5"/>
+    <w:lsdException w:qFormat="1" w:unhideWhenUsed="0" w:uiPriority="64" w:semiHidden="0" w:name="Medium Shading 2 Accent 5"/>
+    <w:lsdException w:qFormat="1" w:unhideWhenUsed="0" w:uiPriority="65" w:semiHidden="0" w:name="Medium List 1 Accent 5"/>
+    <w:lsdException w:qFormat="1" w:unhideWhenUsed="0" w:uiPriority="66" w:semiHidden="0" w:name="Medium List 2 Accent 5"/>
     <w:lsdException w:unhideWhenUsed="0" w:uiPriority="67" w:semiHidden="0" w:name="Medium Grid 1 Accent 5"/>
     <w:lsdException w:unhideWhenUsed="0" w:uiPriority="68" w:semiHidden="0" w:name="Medium Grid 2 Accent 5"/>
     <w:lsdException w:unhideWhenUsed="0" w:uiPriority="69" w:semiHidden="0" w:name="Medium Grid 3 Accent 5"/>
@@ -22500,12 +22486,12 @@
     <w:lsdException w:unhideWhenUsed="0" w:uiPriority="71" w:semiHidden="0" w:name="Colorful Shading Accent 5"/>
     <w:lsdException w:unhideWhenUsed="0" w:uiPriority="72" w:semiHidden="0" w:name="Colorful List Accent 5"/>
     <w:lsdException w:unhideWhenUsed="0" w:uiPriority="73" w:semiHidden="0" w:name="Colorful Grid Accent 5"/>
-    <w:lsdException w:unhideWhenUsed="0" w:uiPriority="60" w:semiHidden="0" w:name="Light Shading Accent 6"/>
-    <w:lsdException w:unhideWhenUsed="0" w:uiPriority="61" w:semiHidden="0" w:name="Light List Accent 6"/>
-    <w:lsdException w:unhideWhenUsed="0" w:uiPriority="62" w:semiHidden="0" w:name="Light Grid Accent 6"/>
-    <w:lsdException w:unhideWhenUsed="0" w:uiPriority="63" w:semiHidden="0" w:name="Medium Shading 1 Accent 6"/>
-    <w:lsdException w:unhideWhenUsed="0" w:uiPriority="64" w:semiHidden="0" w:name="Medium Shading 2 Accent 6"/>
-    <w:lsdException w:unhideWhenUsed="0" w:uiPriority="65" w:semiHidden="0" w:name="Medium List 1 Accent 6"/>
+    <w:lsdException w:qFormat="1" w:unhideWhenUsed="0" w:uiPriority="60" w:semiHidden="0" w:name="Light Shading Accent 6"/>
+    <w:lsdException w:qFormat="1" w:unhideWhenUsed="0" w:uiPriority="61" w:semiHidden="0" w:name="Light List Accent 6"/>
+    <w:lsdException w:qFormat="1" w:unhideWhenUsed="0" w:uiPriority="62" w:semiHidden="0" w:name="Light Grid Accent 6"/>
+    <w:lsdException w:qFormat="1" w:unhideWhenUsed="0" w:uiPriority="63" w:semiHidden="0" w:name="Medium Shading 1 Accent 6"/>
+    <w:lsdException w:qFormat="1" w:unhideWhenUsed="0" w:uiPriority="64" w:semiHidden="0" w:name="Medium Shading 2 Accent 6"/>
+    <w:lsdException w:qFormat="1" w:unhideWhenUsed="0" w:uiPriority="65" w:semiHidden="0" w:name="Medium List 1 Accent 6"/>
     <w:lsdException w:unhideWhenUsed="0" w:uiPriority="66" w:semiHidden="0" w:name="Medium List 2 Accent 6"/>
     <w:lsdException w:unhideWhenUsed="0" w:uiPriority="67" w:semiHidden="0" w:name="Medium Grid 1 Accent 6"/>
     <w:lsdException w:unhideWhenUsed="0" w:uiPriority="68" w:semiHidden="0" w:name="Medium Grid 2 Accent 6"/>
@@ -22760,12 +22746,14 @@
     <w:name w:val="Default Paragraph Font"/>
     <w:semiHidden/>
     <w:unhideWhenUsed/>
+    <w:qFormat/>
     <w:uiPriority w:val="1"/>
   </w:style>
   <w:style w:type="table" w:default="1" w:styleId="35">
     <w:name w:val="Normal Table"/>
     <w:semiHidden/>
     <w:unhideWhenUsed/>
+    <w:qFormat/>
     <w:uiPriority w:val="99"/>
     <w:tblPr>
       <w:tblCellMar>
@@ -22780,6 +22768,7 @@
     <w:name w:val="macro"/>
     <w:link w:val="150"/>
     <w:unhideWhenUsed/>
+    <w:qFormat/>
     <w:uiPriority w:val="99"/>
     <w:pPr>
       <w:tabs>
@@ -22804,6 +22793,7 @@
     <w:name w:val="List 3"/>
     <w:basedOn w:val="1"/>
     <w:unhideWhenUsed/>
+    <w:qFormat/>
     <w:uiPriority w:val="99"/>
     <w:pPr>
       <w:ind w:left="1080" w:hanging="360"/>
@@ -22814,6 +22804,7 @@
     <w:name w:val="List Number 2"/>
     <w:basedOn w:val="1"/>
     <w:unhideWhenUsed/>
+    <w:qFormat/>
     <w:uiPriority w:val="99"/>
     <w:pPr>
       <w:numPr>
@@ -22827,6 +22818,7 @@
     <w:name w:val="List Number"/>
     <w:basedOn w:val="1"/>
     <w:unhideWhenUsed/>
+    <w:qFormat/>
     <w:uiPriority w:val="99"/>
     <w:pPr>
       <w:numPr>
@@ -22864,6 +22856,7 @@
     <w:name w:val="List Bullet"/>
     <w:basedOn w:val="1"/>
     <w:unhideWhenUsed/>
+    <w:qFormat/>
     <w:uiPriority w:val="99"/>
     <w:pPr>
       <w:numPr>
@@ -22878,6 +22871,7 @@
     <w:basedOn w:val="1"/>
     <w:link w:val="149"/>
     <w:unhideWhenUsed/>
+    <w:qFormat/>
     <w:uiPriority w:val="99"/>
     <w:pPr>
       <w:spacing w:after="120"/>
@@ -22891,6 +22885,7 @@
     <w:name w:val="List Bullet 3"/>
     <w:basedOn w:val="1"/>
     <w:unhideWhenUsed/>
+    <w:qFormat/>
     <w:uiPriority w:val="99"/>
     <w:pPr>
       <w:numPr>
@@ -22905,6 +22900,7 @@
     <w:basedOn w:val="1"/>
     <w:link w:val="147"/>
     <w:unhideWhenUsed/>
+    <w:qFormat/>
     <w:uiPriority w:val="99"/>
     <w:pPr>
       <w:spacing w:after="120"/>
@@ -22914,6 +22910,7 @@
     <w:name w:val="List Number 3"/>
     <w:basedOn w:val="1"/>
     <w:unhideWhenUsed/>
+    <w:qFormat/>
     <w:uiPriority w:val="99"/>
     <w:pPr>
       <w:numPr>
@@ -22927,6 +22924,7 @@
     <w:name w:val="List 2"/>
     <w:basedOn w:val="1"/>
     <w:unhideWhenUsed/>
+    <w:qFormat/>
     <w:uiPriority w:val="99"/>
     <w:pPr>
       <w:ind w:left="720" w:hanging="360"/>
@@ -22937,6 +22935,7 @@
     <w:name w:val="List Continue"/>
     <w:basedOn w:val="1"/>
     <w:unhideWhenUsed/>
+    <w:qFormat/>
     <w:uiPriority w:val="99"/>
     <w:pPr>
       <w:spacing w:after="120"/>
@@ -22948,6 +22947,7 @@
     <w:name w:val="List Bullet 2"/>
     <w:basedOn w:val="1"/>
     <w:unhideWhenUsed/>
+    <w:qFormat/>
     <w:uiPriority w:val="99"/>
     <w:pPr>
       <w:numPr>
@@ -23030,6 +23030,7 @@
     <w:name w:val="List"/>
     <w:basedOn w:val="1"/>
     <w:unhideWhenUsed/>
+    <w:qFormat/>
     <w:uiPriority w:val="99"/>
     <w:pPr>
       <w:ind w:left="360" w:hanging="360"/>
@@ -23052,6 +23053,7 @@
     <w:basedOn w:val="1"/>
     <w:link w:val="148"/>
     <w:unhideWhenUsed/>
+    <w:qFormat/>
     <w:uiPriority w:val="99"/>
     <w:pPr>
       <w:spacing w:after="120" w:line="480" w:lineRule="auto"/>
@@ -23061,6 +23063,7 @@
     <w:name w:val="List Continue 2"/>
     <w:basedOn w:val="1"/>
     <w:unhideWhenUsed/>
+    <w:qFormat/>
     <w:uiPriority w:val="99"/>
     <w:pPr>
       <w:spacing w:after="120"/>
@@ -23072,6 +23075,7 @@
     <w:name w:val="List Continue 3"/>
     <w:basedOn w:val="1"/>
     <w:unhideWhenUsed/>
+    <w:qFormat/>
     <w:uiPriority w:val="99"/>
     <w:pPr>
       <w:spacing w:after="120"/>
@@ -23105,6 +23109,7 @@
   <w:style w:type="table" w:styleId="36">
     <w:name w:val="Table Grid"/>
     <w:basedOn w:val="35"/>
+    <w:qFormat/>
     <w:uiPriority w:val="59"/>
     <w:pPr>
       <w:spacing w:after="0" w:line="240" w:lineRule="auto"/>
@@ -23129,6 +23134,7 @@
   <w:style w:type="table" w:styleId="37">
     <w:name w:val="Light Shading"/>
     <w:basedOn w:val="35"/>
+    <w:qFormat/>
     <w:uiPriority w:val="60"/>
     <w:pPr>
       <w:spacing w:after="0" w:line="240" w:lineRule="auto"/>
@@ -23228,6 +23234,7 @@
   <w:style w:type="table" w:styleId="38">
     <w:name w:val="Light Shading Accent 1"/>
     <w:basedOn w:val="35"/>
+    <w:qFormat/>
     <w:uiPriority w:val="60"/>
     <w:pPr>
       <w:spacing w:after="0" w:line="240" w:lineRule="auto"/>
@@ -23327,6 +23334,7 @@
   <w:style w:type="table" w:styleId="39">
     <w:name w:val="Light Shading Accent 2"/>
     <w:basedOn w:val="35"/>
+    <w:qFormat/>
     <w:uiPriority w:val="60"/>
     <w:pPr>
       <w:spacing w:after="0" w:line="240" w:lineRule="auto"/>
@@ -23426,6 +23434,7 @@
   <w:style w:type="table" w:styleId="40">
     <w:name w:val="Light Shading Accent 3"/>
     <w:basedOn w:val="35"/>
+    <w:qFormat/>
     <w:uiPriority w:val="60"/>
     <w:pPr>
       <w:spacing w:after="0" w:line="240" w:lineRule="auto"/>
@@ -23525,6 +23534,7 @@
   <w:style w:type="table" w:styleId="41">
     <w:name w:val="Light Shading Accent 4"/>
     <w:basedOn w:val="35"/>
+    <w:qFormat/>
     <w:uiPriority w:val="60"/>
     <w:pPr>
       <w:spacing w:after="0" w:line="240" w:lineRule="auto"/>
@@ -23624,6 +23634,7 @@
   <w:style w:type="table" w:styleId="42">
     <w:name w:val="Light Shading Accent 5"/>
     <w:basedOn w:val="35"/>
+    <w:qFormat/>
     <w:uiPriority w:val="60"/>
     <w:pPr>
       <w:spacing w:after="0" w:line="240" w:lineRule="auto"/>
@@ -23723,6 +23734,7 @@
   <w:style w:type="table" w:styleId="43">
     <w:name w:val="Light Shading Accent 6"/>
     <w:basedOn w:val="35"/>
+    <w:qFormat/>
     <w:uiPriority w:val="60"/>
     <w:pPr>
       <w:spacing w:after="0" w:line="240" w:lineRule="auto"/>
@@ -23916,6 +23928,7 @@
   <w:style w:type="table" w:styleId="45">
     <w:name w:val="Light List Accent 1"/>
     <w:basedOn w:val="35"/>
+    <w:qFormat/>
     <w:uiPriority w:val="61"/>
     <w:pPr>
       <w:spacing w:after="0" w:line="240" w:lineRule="auto"/>
@@ -24009,6 +24022,7 @@
   <w:style w:type="table" w:styleId="46">
     <w:name w:val="Light List Accent 2"/>
     <w:basedOn w:val="35"/>
+    <w:qFormat/>
     <w:uiPriority w:val="61"/>
     <w:pPr>
       <w:spacing w:after="0" w:line="240" w:lineRule="auto"/>
@@ -24102,6 +24116,7 @@
   <w:style w:type="table" w:styleId="47">
     <w:name w:val="Light List Accent 3"/>
     <w:basedOn w:val="35"/>
+    <w:qFormat/>
     <w:uiPriority w:val="61"/>
     <w:pPr>
       <w:spacing w:after="0" w:line="240" w:lineRule="auto"/>
@@ -24195,6 +24210,7 @@
   <w:style w:type="table" w:styleId="48">
     <w:name w:val="Light List Accent 4"/>
     <w:basedOn w:val="35"/>
+    <w:qFormat/>
     <w:uiPriority w:val="61"/>
     <w:pPr>
       <w:spacing w:after="0" w:line="240" w:lineRule="auto"/>
@@ -24288,6 +24304,7 @@
   <w:style w:type="table" w:styleId="49">
     <w:name w:val="Light List Accent 5"/>
     <w:basedOn w:val="35"/>
+    <w:qFormat/>
     <w:uiPriority w:val="61"/>
     <w:pPr>
       <w:spacing w:after="0" w:line="240" w:lineRule="auto"/>
@@ -24381,6 +24398,7 @@
   <w:style w:type="table" w:styleId="50">
     <w:name w:val="Light List Accent 6"/>
     <w:basedOn w:val="35"/>
+    <w:qFormat/>
     <w:uiPriority w:val="61"/>
     <w:pPr>
       <w:spacing w:after="0" w:line="240" w:lineRule="auto"/>
@@ -24474,6 +24492,7 @@
   <w:style w:type="table" w:styleId="51">
     <w:name w:val="Light Grid"/>
     <w:basedOn w:val="35"/>
+    <w:qFormat/>
     <w:uiPriority w:val="62"/>
     <w:pPr>
       <w:spacing w:after="0" w:line="240" w:lineRule="auto"/>
@@ -24600,6 +24619,7 @@
   <w:style w:type="table" w:styleId="52">
     <w:name w:val="Light Grid Accent 1"/>
     <w:basedOn w:val="35"/>
+    <w:qFormat/>
     <w:uiPriority w:val="62"/>
     <w:pPr>
       <w:spacing w:after="0" w:line="240" w:lineRule="auto"/>
@@ -24726,6 +24746,7 @@
   <w:style w:type="table" w:styleId="53">
     <w:name w:val="Light Grid Accent 2"/>
     <w:basedOn w:val="35"/>
+    <w:qFormat/>
     <w:uiPriority w:val="62"/>
     <w:pPr>
       <w:spacing w:after="0" w:line="240" w:lineRule="auto"/>
@@ -24852,6 +24873,7 @@
   <w:style w:type="table" w:styleId="54">
     <w:name w:val="Light Grid Accent 3"/>
     <w:basedOn w:val="35"/>
+    <w:qFormat/>
     <w:uiPriority w:val="62"/>
     <w:pPr>
       <w:spacing w:after="0" w:line="240" w:lineRule="auto"/>
@@ -24978,6 +25000,7 @@
   <w:style w:type="table" w:styleId="55">
     <w:name w:val="Light Grid Accent 4"/>
     <w:basedOn w:val="35"/>
+    <w:qFormat/>
     <w:uiPriority w:val="62"/>
     <w:pPr>
       <w:spacing w:after="0" w:line="240" w:lineRule="auto"/>
@@ -25104,6 +25127,7 @@
   <w:style w:type="table" w:styleId="56">
     <w:name w:val="Light Grid Accent 5"/>
     <w:basedOn w:val="35"/>
+    <w:qFormat/>
     <w:uiPriority w:val="62"/>
     <w:pPr>
       <w:spacing w:after="0" w:line="240" w:lineRule="auto"/>
@@ -25230,6 +25254,7 @@
   <w:style w:type="table" w:styleId="57">
     <w:name w:val="Light Grid Accent 6"/>
     <w:basedOn w:val="35"/>
+    <w:qFormat/>
     <w:uiPriority w:val="62"/>
     <w:pPr>
       <w:spacing w:after="0" w:line="240" w:lineRule="auto"/>
@@ -25356,6 +25381,7 @@
   <w:style w:type="table" w:styleId="58">
     <w:name w:val="Medium Shading 1"/>
     <w:basedOn w:val="35"/>
+    <w:qFormat/>
     <w:uiPriority w:val="63"/>
     <w:pPr>
       <w:spacing w:after="0" w:line="240" w:lineRule="auto"/>
@@ -25463,6 +25489,7 @@
   <w:style w:type="table" w:styleId="59">
     <w:name w:val="Medium Shading 1 Accent 1"/>
     <w:basedOn w:val="35"/>
+    <w:qFormat/>
     <w:uiPriority w:val="63"/>
     <w:pPr>
       <w:spacing w:after="0" w:line="240" w:lineRule="auto"/>
@@ -25570,6 +25597,7 @@
   <w:style w:type="table" w:styleId="60">
     <w:name w:val="Medium Shading 1 Accent 2"/>
     <w:basedOn w:val="35"/>
+    <w:qFormat/>
     <w:uiPriority w:val="63"/>
     <w:pPr>
       <w:spacing w:after="0" w:line="240" w:lineRule="auto"/>
@@ -25677,6 +25705,7 @@
   <w:style w:type="table" w:styleId="61">
     <w:name w:val="Medium Shading 1 Accent 3"/>
     <w:basedOn w:val="35"/>
+    <w:qFormat/>
     <w:uiPriority w:val="63"/>
     <w:pPr>
       <w:spacing w:after="0" w:line="240" w:lineRule="auto"/>
@@ -25784,6 +25813,7 @@
   <w:style w:type="table" w:styleId="62">
     <w:name w:val="Medium Shading 1 Accent 4"/>
     <w:basedOn w:val="35"/>
+    <w:qFormat/>
     <w:uiPriority w:val="63"/>
     <w:pPr>
       <w:spacing w:after="0" w:line="240" w:lineRule="auto"/>
@@ -25891,6 +25921,7 @@
   <w:style w:type="table" w:styleId="63">
     <w:name w:val="Medium Shading 1 Accent 5"/>
     <w:basedOn w:val="35"/>
+    <w:qFormat/>
     <w:uiPriority w:val="63"/>
     <w:pPr>
       <w:spacing w:after="0" w:line="240" w:lineRule="auto"/>
@@ -25998,6 +26029,7 @@
   <w:style w:type="table" w:styleId="64">
     <w:name w:val="Medium Shading 1 Accent 6"/>
     <w:basedOn w:val="35"/>
+    <w:qFormat/>
     <w:uiPriority w:val="63"/>
     <w:pPr>
       <w:spacing w:after="0" w:line="240" w:lineRule="auto"/>
@@ -26105,6 +26137,7 @@
   <w:style w:type="table" w:styleId="65">
     <w:name w:val="Medium Shading 2"/>
     <w:basedOn w:val="35"/>
+    <w:qFormat/>
     <w:uiPriority w:val="64"/>
     <w:pPr>
       <w:spacing w:after="0" w:line="240" w:lineRule="auto"/>
@@ -26270,6 +26303,7 @@
   <w:style w:type="table" w:styleId="66">
     <w:name w:val="Medium Shading 2 Accent 1"/>
     <w:basedOn w:val="35"/>
+    <w:qFormat/>
     <w:uiPriority w:val="64"/>
     <w:pPr>
       <w:spacing w:after="0" w:line="240" w:lineRule="auto"/>
@@ -26435,6 +26469,7 @@
   <w:style w:type="table" w:styleId="67">
     <w:name w:val="Medium Shading 2 Accent 2"/>
     <w:basedOn w:val="35"/>
+    <w:qFormat/>
     <w:uiPriority w:val="64"/>
     <w:pPr>
       <w:spacing w:after="0" w:line="240" w:lineRule="auto"/>
@@ -26600,6 +26635,7 @@
   <w:style w:type="table" w:styleId="68">
     <w:name w:val="Medium Shading 2 Accent 3"/>
     <w:basedOn w:val="35"/>
+    <w:qFormat/>
     <w:uiPriority w:val="64"/>
     <w:pPr>
       <w:spacing w:after="0" w:line="240" w:lineRule="auto"/>
@@ -26765,6 +26801,7 @@
   <w:style w:type="table" w:styleId="69">
     <w:name w:val="Medium Shading 2 Accent 4"/>
     <w:basedOn w:val="35"/>
+    <w:qFormat/>
     <w:uiPriority w:val="64"/>
     <w:pPr>
       <w:spacing w:after="0" w:line="240" w:lineRule="auto"/>
@@ -26930,6 +26967,7 @@
   <w:style w:type="table" w:styleId="70">
     <w:name w:val="Medium Shading 2 Accent 5"/>
     <w:basedOn w:val="35"/>
+    <w:qFormat/>
     <w:uiPriority w:val="64"/>
     <w:pPr>
       <w:spacing w:after="0" w:line="240" w:lineRule="auto"/>
@@ -27095,6 +27133,7 @@
   <w:style w:type="table" w:styleId="71">
     <w:name w:val="Medium Shading 2 Accent 6"/>
     <w:basedOn w:val="35"/>
+    <w:qFormat/>
     <w:uiPriority w:val="64"/>
     <w:pPr>
       <w:spacing w:after="0" w:line="240" w:lineRule="auto"/>
@@ -27260,6 +27299,7 @@
   <w:style w:type="table" w:styleId="72">
     <w:name w:val="Medium List 1"/>
     <w:basedOn w:val="35"/>
+    <w:qFormat/>
     <w:uiPriority w:val="65"/>
     <w:pPr>
       <w:spacing w:after="0" w:line="240" w:lineRule="auto"/>
@@ -27350,6 +27390,7 @@
   <w:style w:type="table" w:styleId="73">
     <w:name w:val="Medium List 1 Accent 1"/>
     <w:basedOn w:val="35"/>
+    <w:qFormat/>
     <w:uiPriority w:val="65"/>
     <w:pPr>
       <w:spacing w:after="0" w:line="240" w:lineRule="auto"/>
@@ -27440,6 +27481,7 @@
   <w:style w:type="table" w:styleId="74">
     <w:name w:val="Medium List 1 Accent 2"/>
     <w:basedOn w:val="35"/>
+    <w:qFormat/>
     <w:uiPriority w:val="65"/>
     <w:pPr>
       <w:spacing w:after="0" w:line="240" w:lineRule="auto"/>
@@ -27530,6 +27572,7 @@
   <w:style w:type="table" w:styleId="75">
     <w:name w:val="Medium List 1 Accent 3"/>
     <w:basedOn w:val="35"/>
+    <w:qFormat/>
     <w:uiPriority w:val="65"/>
     <w:pPr>
       <w:spacing w:after="0" w:line="240" w:lineRule="auto"/>
@@ -27620,6 +27663,7 @@
   <w:style w:type="table" w:styleId="76">
     <w:name w:val="Medium List 1 Accent 4"/>
     <w:basedOn w:val="35"/>
+    <w:qFormat/>
     <w:uiPriority w:val="65"/>
     <w:pPr>
       <w:spacing w:after="0" w:line="240" w:lineRule="auto"/>
@@ -27710,6 +27754,7 @@
   <w:style w:type="table" w:styleId="77">
     <w:name w:val="Medium List 1 Accent 5"/>
     <w:basedOn w:val="35"/>
+    <w:qFormat/>
     <w:uiPriority w:val="65"/>
     <w:pPr>
       <w:spacing w:after="0" w:line="240" w:lineRule="auto"/>
@@ -27800,6 +27845,7 @@
   <w:style w:type="table" w:styleId="78">
     <w:name w:val="Medium List 1 Accent 6"/>
     <w:basedOn w:val="35"/>
+    <w:qFormat/>
     <w:uiPriority w:val="65"/>
     <w:pPr>
       <w:spacing w:after="0" w:line="240" w:lineRule="auto"/>
@@ -27890,6 +27936,7 @@
   <w:style w:type="table" w:styleId="79">
     <w:name w:val="Medium List 2"/>
     <w:basedOn w:val="35"/>
+    <w:qFormat/>
     <w:uiPriority w:val="66"/>
     <w:pPr>
       <w:spacing w:after="0" w:line="240" w:lineRule="auto"/>
@@ -28019,6 +28066,7 @@
   <w:style w:type="table" w:styleId="80">
     <w:name w:val="Medium List 2 Accent 1"/>
     <w:basedOn w:val="35"/>
+    <w:qFormat/>
     <w:uiPriority w:val="66"/>
     <w:pPr>
       <w:spacing w:after="0" w:line="240" w:lineRule="auto"/>
@@ -28148,6 +28196,7 @@
   <w:style w:type="table" w:styleId="81">
     <w:name w:val="Medium List 2 Accent 2"/>
     <w:basedOn w:val="35"/>
+    <w:qFormat/>
     <w:uiPriority w:val="66"/>
     <w:pPr>
       <w:spacing w:after="0" w:line="240" w:lineRule="auto"/>
@@ -28277,6 +28326,7 @@
   <w:style w:type="table" w:styleId="82">
     <w:name w:val="Medium List 2 Accent 3"/>
     <w:basedOn w:val="35"/>
+    <w:qFormat/>
     <w:uiPriority w:val="66"/>
     <w:pPr>
       <w:spacing w:after="0" w:line="240" w:lineRule="auto"/>
@@ -28406,6 +28456,7 @@
   <w:style w:type="table" w:styleId="83">
     <w:name w:val="Medium List 2 Accent 4"/>
     <w:basedOn w:val="35"/>
+    <w:qFormat/>
     <w:uiPriority w:val="66"/>
     <w:pPr>
       <w:spacing w:after="0" w:line="240" w:lineRule="auto"/>
@@ -28535,6 +28586,7 @@
   <w:style w:type="table" w:styleId="84">
     <w:name w:val="Medium List 2 Accent 5"/>
     <w:basedOn w:val="35"/>
+    <w:qFormat/>
     <w:uiPriority w:val="66"/>
     <w:pPr>
       <w:spacing w:after="0" w:line="240" w:lineRule="auto"/>
@@ -34581,6 +34633,7 @@
     <w:name w:val="Heading 1 Char"/>
     <w:basedOn w:val="135"/>
     <w:link w:val="3"/>
+    <w:qFormat/>
     <w:uiPriority w:val="9"/>
     <w:rPr>
       <w:rFonts w:asciiTheme="majorHAnsi" w:hAnsiTheme="majorHAnsi" w:eastAsiaTheme="majorEastAsia" w:cstheme="majorBidi"/>
@@ -34595,6 +34648,7 @@
     <w:name w:val="Heading 2 Char"/>
     <w:basedOn w:val="135"/>
     <w:link w:val="4"/>
+    <w:qFormat/>
     <w:uiPriority w:val="9"/>
     <w:rPr>
       <w:rFonts w:asciiTheme="majorHAnsi" w:hAnsiTheme="majorHAnsi" w:eastAsiaTheme="majorEastAsia" w:cstheme="majorBidi"/>
@@ -34614,6 +34668,7 @@
     <w:name w:val="Heading 3 Char"/>
     <w:basedOn w:val="135"/>
     <w:link w:val="5"/>
+    <w:qFormat/>
     <w:uiPriority w:val="9"/>
     <w:rPr>
       <w:rFonts w:asciiTheme="majorHAnsi" w:hAnsiTheme="majorHAnsi" w:eastAsiaTheme="majorEastAsia" w:cstheme="majorBidi"/>
@@ -34631,6 +34686,7 @@
     <w:name w:val="Title Char"/>
     <w:basedOn w:val="135"/>
     <w:link w:val="34"/>
+    <w:qFormat/>
     <w:uiPriority w:val="10"/>
     <w:rPr>
       <w:rFonts w:asciiTheme="majorHAnsi" w:hAnsiTheme="majorHAnsi" w:eastAsiaTheme="majorEastAsia" w:cstheme="majorBidi"/>
@@ -34645,6 +34701,7 @@
     <w:name w:val="Subtitle Char"/>
     <w:basedOn w:val="135"/>
     <w:link w:val="28"/>
+    <w:qFormat/>
     <w:uiPriority w:val="11"/>
     <w:rPr>
       <w:rFonts w:asciiTheme="majorHAnsi" w:hAnsiTheme="majorHAnsi" w:eastAsiaTheme="majorEastAsia" w:cstheme="majorBidi"/>
@@ -34675,18 +34732,21 @@
     <w:name w:val="Body Text Char"/>
     <w:basedOn w:val="135"/>
     <w:link w:val="19"/>
+    <w:qFormat/>
     <w:uiPriority w:val="99"/>
   </w:style>
   <w:style w:type="character" w:customStyle="1" w:styleId="148">
     <w:name w:val="Body Text 2 Char"/>
     <w:basedOn w:val="135"/>
     <w:link w:val="31"/>
+    <w:qFormat/>
     <w:uiPriority w:val="99"/>
   </w:style>
   <w:style w:type="character" w:customStyle="1" w:styleId="149">
     <w:name w:val="Body Text 3 Char"/>
     <w:basedOn w:val="135"/>
     <w:link w:val="17"/>
+    <w:qFormat/>
     <w:uiPriority w:val="99"/>
     <w:rPr>
       <w:sz w:val="16"/>
@@ -34697,6 +34757,7 @@
     <w:name w:val="Macro Text Char"/>
     <w:basedOn w:val="135"/>
     <w:link w:val="2"/>
+    <w:qFormat/>
     <w:uiPriority w:val="99"/>
     <w:rPr>
       <w:rFonts w:ascii="Courier" w:hAnsi="Courier"/>
@@ -34726,6 +34787,7 @@
     <w:name w:val="Quote Char"/>
     <w:basedOn w:val="135"/>
     <w:link w:val="151"/>
+    <w:qFormat/>
     <w:uiPriority w:val="29"/>
     <w:rPr>
       <w:i/>
@@ -34743,6 +34805,7 @@
     <w:basedOn w:val="135"/>
     <w:link w:val="6"/>
     <w:semiHidden/>
+    <w:qFormat/>
     <w:uiPriority w:val="9"/>
     <w:rPr>
       <w:rFonts w:asciiTheme="majorHAnsi" w:hAnsiTheme="majorHAnsi" w:eastAsiaTheme="majorEastAsia" w:cstheme="majorBidi"/>
@@ -34763,6 +34826,7 @@
     <w:basedOn w:val="135"/>
     <w:link w:val="7"/>
     <w:semiHidden/>
+    <w:qFormat/>
     <w:uiPriority w:val="9"/>
     <w:rPr>
       <w:rFonts w:asciiTheme="majorHAnsi" w:hAnsiTheme="majorHAnsi" w:eastAsiaTheme="majorEastAsia" w:cstheme="majorBidi"/>
@@ -34774,6 +34838,7 @@
     <w:basedOn w:val="135"/>
     <w:link w:val="8"/>
     <w:semiHidden/>
+    <w:qFormat/>
     <w:uiPriority w:val="9"/>
     <w:rPr>
       <w:rFonts w:asciiTheme="majorHAnsi" w:hAnsiTheme="majorHAnsi" w:eastAsiaTheme="majorEastAsia" w:cstheme="majorBidi"/>
@@ -34787,6 +34852,7 @@
     <w:basedOn w:val="135"/>
     <w:link w:val="9"/>
     <w:semiHidden/>
+    <w:qFormat/>
     <w:uiPriority w:val="9"/>
     <w:rPr>
       <w:rFonts w:asciiTheme="majorHAnsi" w:hAnsiTheme="majorHAnsi" w:eastAsiaTheme="majorEastAsia" w:cstheme="majorBidi"/>
@@ -34808,6 +34874,7 @@
     <w:basedOn w:val="135"/>
     <w:link w:val="10"/>
     <w:semiHidden/>
+    <w:qFormat/>
     <w:uiPriority w:val="9"/>
     <w:rPr>
       <w:rFonts w:asciiTheme="majorHAnsi" w:hAnsiTheme="majorHAnsi" w:eastAsiaTheme="majorEastAsia" w:cstheme="majorBidi"/>
@@ -34826,6 +34893,7 @@
     <w:basedOn w:val="135"/>
     <w:link w:val="11"/>
     <w:semiHidden/>
+    <w:qFormat/>
     <w:uiPriority w:val="9"/>
     <w:rPr>
       <w:rFonts w:asciiTheme="majorHAnsi" w:hAnsiTheme="majorHAnsi" w:eastAsiaTheme="majorEastAsia" w:cstheme="majorBidi"/>
@@ -34875,6 +34943,7 @@
     <w:name w:val="Intense Quote Char"/>
     <w:basedOn w:val="135"/>
     <w:link w:val="159"/>
+    <w:qFormat/>
     <w:uiPriority w:val="30"/>
     <w:rPr>
       <w:b/>

--- a/cs-4/docs/报告-计科25-1班01-李轩赫-校园易购信息管理系统的开发.docx
+++ b/cs-4/docs/报告-计科25-1班01-李轩赫-校园易购信息管理系统的开发.docx
@@ -22017,6 +22017,7 @@
     </w:tbl>
     <w:p/>
     <w:sectPr>
+      <w:headerReference w:type="default" r:id="rId11"/>
       <w:footerReference r:id="rId5" w:type="default"/>
       <w:pgSz w:w="11906" w:h="16838"/>
       <w:pgMar w:top="1701" w:right="1417" w:bottom="1417" w:left="1701" w:header="850" w:footer="992" w:gutter="0"/>
@@ -22095,6 +22096,87 @@
     </w:p>
   </w:footnote>
 </w:footnotes>
+</file>
+
+<file path=word/header_watermark.xml><?xml version="1.0" encoding="utf-8"?>
+<w:hdr xmlns:w="http://schemas.openxmlformats.org/wordprocessingml/2006/main" xmlns:r="http://schemas.openxmlformats.org/officeDocument/2006/relationships" xmlns:wp="http://schemas.openxmlformats.org/drawingml/2006/wordprocessingDrawing" xmlns:a="http://schemas.openxmlformats.org/drawingml/2006/main" xmlns:wps="http://schemas.microsoft.com/office/word/2010/wordprocessingShape" xmlns:mc="http://schemas.openxmlformats.org/markup-compatibility/2006" xmlns:wp14="http://schemas.microsoft.com/office/word/2010/wordprocessingDrawing" xmlns:w14="http://schemas.microsoft.com/office/word/2010/wordml" mc:Ignorable="w14 wp14">
+  <w:p>
+    <w:pPr>
+      <w:pStyle w:val="Header"/>
+    </w:pPr>
+    <w:r>
+      <w:rPr>
+        <w:noProof/>
+      </w:rPr>
+      <mc:AlternateContent>
+        <mc:Choice Requires="wps">
+          <w:drawing>
+            <wp:anchor distT="0" distB="0" distL="0" distR="0" simplePos="0" relativeHeight="251658240" behindDoc="1" locked="0" layoutInCell="0" allowOverlap="1">
+              <wp:simplePos x="0" y="0"/>
+              <wp:positionH relativeFrom="page">
+                <wp:align>right</wp:align>
+              </wp:positionH>
+              <wp:positionV relativeFrom="page">
+                <wp:align>bottom</wp:align>
+              </wp:positionV>
+              <wp:extent cx="2200000" cy="350000"/>
+              <wp:effectExtent l="0" t="0" r="0" b="0"/>
+              <wp:wrapNone/>
+              <wp:docPr id="40" name="Watermark"/>
+              <a:graphic>
+                <a:graphicData uri="http://schemas.microsoft.com/office/word/2010/wordprocessingShape">
+                  <wps:wsp>
+                    <wps:cNvSpPr txBox="1"/>
+                    <wps:spPr>
+                      <a:xfrm rot="0">
+                        <a:off x="0" y="0"/>
+                        <a:ext cx="2200000" cy="350000"/>
+                      </a:xfrm>
+                      <a:prstGeom prst="rect">
+                        <a:avLst/>
+                      </a:prstGeom>
+                      <a:noFill/>
+                      <a:ln>
+                        <a:noFill/>
+                      </a:ln>
+                    </wps:spPr>
+                    <wps:txbx>
+                      <w:txbxContent>
+                        <w:p>
+                          <w:pPr>
+                            <w:jc w:val="right"/>
+                          </w:pPr>
+                          <w:r>
+                            <w:rPr>
+                              <w:sz w:val="32"/>
+                              <w:szCs w:val="32"/>
+                              <w:rFonts w:eastAsia="SimSun" w:ascii="Arial" w:hAnsi="Arial"/>
+                              <w:color w:val="808080"/>
+                              <w14:textFill>
+                                <w14:solidFill>
+                                  <w14:srgbClr w14:val="808080">
+                                    <w14:alpha w14:val="19999"/>
+                                  </w14:srgbClr>
+                                </w14:solidFill>
+                              </w14:textFill>
+                            </w:rPr>
+                            <w:t>AI 生成</w:t>
+                          </w:r>
+                        </w:p>
+                      </w:txbxContent>
+                    </wps:txbx>
+                    <wps:bodyPr wrap="square" anchor="b" anchorCtr="0" lIns="0" tIns="0" rIns="91440" bIns="45720"/>
+                  </wps:wsp>
+                </a:graphicData>
+              </a:graphic>
+            </wp:anchor>
+          </w:drawing>
+        </mc:Choice>
+        <mc:Fallback/>
+      </mc:AlternateContent>
+    </w:r>
+  </w:p>
+</w:hdr>
 </file>
 
 <file path=word/numbering.xml><?xml version="1.0" encoding="utf-8"?>
